--- a/Administracion de sistemas/Acta de Proyecto - UTN - 2026 - Nicolas Piacentini - Taller Barber Shop 2.1.docx
+++ b/Administracion de sistemas/Acta de Proyecto - UTN - 2026 - Nicolas Piacentini - Taller Barber Shop 2.1.docx
@@ -173,31 +173,7 @@
           <w:sz w:val="36"/>
           <w:szCs w:val="36"/>
         </w:rPr>
-        <w:t xml:space="preserve">Entrega N. </w:t>
-      </w:r>
-      <w:r>
-        <w:rPr>
-          <w:rFonts w:eastAsia="Arial" w:cs="Arial" w:ascii="Arial" w:hAnsi="Arial"/>
-          <w:b/>
-          <w:bCs/>
-          <w:i/>
-          <w:iCs/>
-          <w:sz w:val="36"/>
-          <w:szCs w:val="36"/>
-        </w:rPr>
-        <w:t>5</w:t>
-      </w:r>
-      <w:r>
-        <w:rPr>
-          <w:rFonts w:eastAsia="Arial" w:cs="Arial" w:ascii="Arial" w:hAnsi="Arial"/>
-          <w:b/>
-          <w:bCs/>
-          <w:i/>
-          <w:iCs/>
-          <w:sz w:val="36"/>
-          <w:szCs w:val="36"/>
-        </w:rPr>
-        <w:t xml:space="preserve"> </w:t>
+        <w:t xml:space="preserve">Entrega N. 5 </w:t>
         <w:br/>
         <w:br/>
       </w:r>
@@ -1142,7 +1118,7 @@
         <w:tblStyle w:val="ad"/>
         <w:tblW w:w="10091" w:type="dxa"/>
         <w:jc w:val="start"/>
-        <w:tblInd w:w="-175" w:type="dxa"/>
+        <w:tblInd w:w="-60" w:type="dxa"/>
         <w:tblLayout w:type="fixed"/>
         <w:tblCellMar>
           <w:top w:w="0" w:type="dxa"/>
@@ -1154,8 +1130,8 @@
       </w:tblPr>
       <w:tblGrid>
         <w:gridCol w:w="1275"/>
-        <w:gridCol w:w="1271"/>
-        <w:gridCol w:w="4259"/>
+        <w:gridCol w:w="1270"/>
+        <w:gridCol w:w="4260"/>
         <w:gridCol w:w="1417"/>
         <w:gridCol w:w="1869"/>
       </w:tblGrid>
@@ -1198,7 +1174,7 @@
         </w:tc>
         <w:tc>
           <w:tcPr>
-            <w:tcW w:w="1271" w:type="dxa"/>
+            <w:tcW w:w="1270" w:type="dxa"/>
             <w:tcBorders>
               <w:top w:val="single" w:sz="6" w:space="0" w:color="000000"/>
               <w:start w:val="single" w:sz="6" w:space="0" w:color="000000"/>
@@ -1233,7 +1209,7 @@
         </w:tc>
         <w:tc>
           <w:tcPr>
-            <w:tcW w:w="4259" w:type="dxa"/>
+            <w:tcW w:w="4260" w:type="dxa"/>
             <w:tcBorders>
               <w:top w:val="single" w:sz="6" w:space="0" w:color="000000"/>
               <w:start w:val="single" w:sz="6" w:space="0" w:color="000000"/>
@@ -1378,7 +1354,7 @@
         </w:tc>
         <w:tc>
           <w:tcPr>
-            <w:tcW w:w="1271" w:type="dxa"/>
+            <w:tcW w:w="1270" w:type="dxa"/>
             <w:tcBorders>
               <w:top w:val="single" w:sz="6" w:space="0" w:color="000000"/>
               <w:start w:val="single" w:sz="6" w:space="0" w:color="000000"/>
@@ -1412,7 +1388,7 @@
         </w:tc>
         <w:tc>
           <w:tcPr>
-            <w:tcW w:w="4259" w:type="dxa"/>
+            <w:tcW w:w="4260" w:type="dxa"/>
             <w:tcBorders>
               <w:top w:val="single" w:sz="6" w:space="0" w:color="000000"/>
               <w:start w:val="single" w:sz="6" w:space="0" w:color="000000"/>
@@ -1548,7 +1524,7 @@
         </w:tc>
         <w:tc>
           <w:tcPr>
-            <w:tcW w:w="1271" w:type="dxa"/>
+            <w:tcW w:w="1270" w:type="dxa"/>
             <w:tcBorders>
               <w:top w:val="single" w:sz="6" w:space="0" w:color="000000"/>
               <w:start w:val="single" w:sz="6" w:space="0" w:color="000000"/>
@@ -1582,7 +1558,7 @@
         </w:tc>
         <w:tc>
           <w:tcPr>
-            <w:tcW w:w="4259" w:type="dxa"/>
+            <w:tcW w:w="4260" w:type="dxa"/>
             <w:tcBorders>
               <w:top w:val="single" w:sz="6" w:space="0" w:color="000000"/>
               <w:start w:val="single" w:sz="6" w:space="0" w:color="000000"/>
@@ -1722,7 +1698,7 @@
         </w:tc>
         <w:tc>
           <w:tcPr>
-            <w:tcW w:w="1271" w:type="dxa"/>
+            <w:tcW w:w="1270" w:type="dxa"/>
             <w:tcBorders>
               <w:top w:val="single" w:sz="6" w:space="0" w:color="000000"/>
               <w:start w:val="single" w:sz="6" w:space="0" w:color="000000"/>
@@ -1756,7 +1732,7 @@
         </w:tc>
         <w:tc>
           <w:tcPr>
-            <w:tcW w:w="4259" w:type="dxa"/>
+            <w:tcW w:w="4260" w:type="dxa"/>
             <w:tcBorders>
               <w:top w:val="single" w:sz="6" w:space="0" w:color="000000"/>
               <w:start w:val="single" w:sz="6" w:space="0" w:color="000000"/>
@@ -1896,7 +1872,7 @@
         </w:tc>
         <w:tc>
           <w:tcPr>
-            <w:tcW w:w="1271" w:type="dxa"/>
+            <w:tcW w:w="1270" w:type="dxa"/>
             <w:tcBorders>
               <w:top w:val="single" w:sz="6" w:space="0" w:color="000000"/>
               <w:start w:val="single" w:sz="6" w:space="0" w:color="000000"/>
@@ -1930,7 +1906,7 @@
         </w:tc>
         <w:tc>
           <w:tcPr>
-            <w:tcW w:w="4259" w:type="dxa"/>
+            <w:tcW w:w="4260" w:type="dxa"/>
             <w:tcBorders>
               <w:top w:val="single" w:sz="6" w:space="0" w:color="000000"/>
               <w:start w:val="single" w:sz="6" w:space="0" w:color="000000"/>
@@ -2069,7 +2045,7 @@
         </w:tc>
         <w:tc>
           <w:tcPr>
-            <w:tcW w:w="1271" w:type="dxa"/>
+            <w:tcW w:w="1270" w:type="dxa"/>
             <w:tcBorders>
               <w:top w:val="single" w:sz="6" w:space="0" w:color="000000"/>
               <w:start w:val="single" w:sz="6" w:space="0" w:color="000000"/>
@@ -2102,7 +2078,7 @@
         </w:tc>
         <w:tc>
           <w:tcPr>
-            <w:tcW w:w="4259" w:type="dxa"/>
+            <w:tcW w:w="4260" w:type="dxa"/>
             <w:tcBorders>
               <w:top w:val="single" w:sz="6" w:space="0" w:color="000000"/>
               <w:start w:val="single" w:sz="6" w:space="0" w:color="000000"/>
@@ -2324,7 +2300,7 @@
         <w:tblStyle w:val="ae"/>
         <w:tblW w:w="10305" w:type="dxa"/>
         <w:jc w:val="start"/>
-        <w:tblInd w:w="-555" w:type="dxa"/>
+        <w:tblInd w:w="-442" w:type="dxa"/>
         <w:tblLayout w:type="fixed"/>
         <w:tblCellMar>
           <w:top w:w="0" w:type="dxa"/>
@@ -6797,7 +6773,7 @@
         <w:tblStyle w:val="Table1"/>
         <w:tblW w:w="9501" w:type="dxa"/>
         <w:jc w:val="start"/>
-        <w:tblInd w:w="-1274" w:type="dxa"/>
+        <w:tblInd w:w="-1159" w:type="dxa"/>
         <w:tblLayout w:type="fixed"/>
         <w:tblCellMar>
           <w:top w:w="0" w:type="dxa"/>
@@ -6808,17 +6784,17 @@
         <w:tblLook w:val="0000"/>
       </w:tblPr>
       <w:tblGrid>
-        <w:gridCol w:w="1170"/>
+        <w:gridCol w:w="1169"/>
         <w:gridCol w:w="914"/>
         <w:gridCol w:w="4625"/>
-        <w:gridCol w:w="596"/>
+        <w:gridCol w:w="597"/>
         <w:gridCol w:w="2196"/>
       </w:tblGrid>
       <w:tr>
         <w:trPr/>
         <w:tc>
           <w:tcPr>
-            <w:tcW w:w="1170" w:type="dxa"/>
+            <w:tcW w:w="1169" w:type="dxa"/>
             <w:tcBorders>
               <w:top w:val="single" w:sz="6" w:space="0" w:color="000000"/>
               <w:start w:val="single" w:sz="6" w:space="0" w:color="000000"/>
@@ -6924,7 +6900,7 @@
         </w:tc>
         <w:tc>
           <w:tcPr>
-            <w:tcW w:w="596" w:type="dxa"/>
+            <w:tcW w:w="597" w:type="dxa"/>
             <w:tcBorders>
               <w:top w:val="single" w:sz="6" w:space="0" w:color="000000"/>
               <w:start w:val="single" w:sz="6" w:space="0" w:color="000000"/>
@@ -6997,7 +6973,7 @@
         <w:trPr/>
         <w:tc>
           <w:tcPr>
-            <w:tcW w:w="1170" w:type="dxa"/>
+            <w:tcW w:w="1169" w:type="dxa"/>
             <w:tcBorders>
               <w:top w:val="single" w:sz="6" w:space="0" w:color="000000"/>
               <w:start w:val="single" w:sz="6" w:space="0" w:color="000000"/>
@@ -7089,7 +7065,7 @@
         </w:tc>
         <w:tc>
           <w:tcPr>
-            <w:tcW w:w="596" w:type="dxa"/>
+            <w:tcW w:w="597" w:type="dxa"/>
             <w:tcBorders>
               <w:top w:val="single" w:sz="6" w:space="0" w:color="000000"/>
               <w:start w:val="single" w:sz="6" w:space="0" w:color="000000"/>
@@ -7150,7 +7126,7 @@
         <w:trPr/>
         <w:tc>
           <w:tcPr>
-            <w:tcW w:w="1170" w:type="dxa"/>
+            <w:tcW w:w="1169" w:type="dxa"/>
             <w:tcBorders>
               <w:top w:val="single" w:sz="6" w:space="0" w:color="000000"/>
               <w:start w:val="single" w:sz="6" w:space="0" w:color="000000"/>
@@ -7174,21 +7150,7 @@
                 <w:rFonts w:eastAsia="Arial" w:cs="Arial" w:ascii="Arial" w:hAnsi="Arial"/>
                 <w:color w:val="000000"/>
               </w:rPr>
-              <w:t>5/0</w:t>
-            </w:r>
-            <w:r>
-              <w:rPr>
-                <w:rFonts w:eastAsia="Arial" w:cs="Arial" w:ascii="Arial" w:hAnsi="Arial"/>
-                <w:color w:val="000000"/>
-              </w:rPr>
-              <w:t>7</w:t>
-            </w:r>
-            <w:r>
-              <w:rPr>
-                <w:rFonts w:eastAsia="Arial" w:cs="Arial" w:ascii="Arial" w:hAnsi="Arial"/>
-                <w:color w:val="000000"/>
-              </w:rPr>
-              <w:t>/26</w:t>
+              <w:t>5/07/26</w:t>
             </w:r>
           </w:p>
         </w:tc>
@@ -7253,7 +7215,7 @@
         </w:tc>
         <w:tc>
           <w:tcPr>
-            <w:tcW w:w="596" w:type="dxa"/>
+            <w:tcW w:w="597" w:type="dxa"/>
             <w:tcBorders>
               <w:top w:val="single" w:sz="6" w:space="0" w:color="000000"/>
               <w:start w:val="single" w:sz="6" w:space="0" w:color="000000"/>
@@ -7314,7 +7276,7 @@
         <w:trPr/>
         <w:tc>
           <w:tcPr>
-            <w:tcW w:w="1170" w:type="dxa"/>
+            <w:tcW w:w="1169" w:type="dxa"/>
             <w:tcBorders>
               <w:top w:val="single" w:sz="6" w:space="0" w:color="000000"/>
               <w:start w:val="single" w:sz="6" w:space="0" w:color="000000"/>
@@ -7402,7 +7364,7 @@
         </w:tc>
         <w:tc>
           <w:tcPr>
-            <w:tcW w:w="596" w:type="dxa"/>
+            <w:tcW w:w="597" w:type="dxa"/>
             <w:tcBorders>
               <w:top w:val="single" w:sz="6" w:space="0" w:color="000000"/>
               <w:start w:val="single" w:sz="6" w:space="0" w:color="000000"/>
@@ -7461,7 +7423,7 @@
         <w:trPr/>
         <w:tc>
           <w:tcPr>
-            <w:tcW w:w="1170" w:type="dxa"/>
+            <w:tcW w:w="1169" w:type="dxa"/>
             <w:tcBorders>
               <w:top w:val="single" w:sz="6" w:space="0" w:color="000000"/>
               <w:start w:val="single" w:sz="6" w:space="0" w:color="000000"/>
@@ -7547,7 +7509,7 @@
         </w:tc>
         <w:tc>
           <w:tcPr>
-            <w:tcW w:w="596" w:type="dxa"/>
+            <w:tcW w:w="597" w:type="dxa"/>
             <w:tcBorders>
               <w:top w:val="single" w:sz="6" w:space="0" w:color="000000"/>
               <w:start w:val="single" w:sz="6" w:space="0" w:color="000000"/>
@@ -8699,7 +8661,7 @@
           <w:szCs w:val="22"/>
         </w:rPr>
         <w:drawing>
-          <wp:anchor distT="0" distB="0" distL="0" distR="0" simplePos="0" relativeHeight="2" behindDoc="0" locked="0" layoutInCell="0" allowOverlap="1">
+          <wp:anchor distT="0" distB="0" distL="0" distR="0" simplePos="0" relativeHeight="6" behindDoc="0" locked="0" layoutInCell="0" allowOverlap="1">
             <wp:simplePos x="0" y="0"/>
             <wp:positionH relativeFrom="column">
               <wp:posOffset>-762000</wp:posOffset>
@@ -8745,7 +8707,7 @@
           </wp:anchor>
         </w:drawing>
         <w:drawing>
-          <wp:anchor distT="0" distB="0" distL="0" distR="0" simplePos="0" relativeHeight="23" behindDoc="0" locked="0" layoutInCell="0" allowOverlap="1">
+          <wp:anchor distT="0" distB="0" distL="0" distR="0" simplePos="0" relativeHeight="7" behindDoc="0" locked="0" layoutInCell="0" allowOverlap="1">
             <wp:simplePos x="0" y="0"/>
             <wp:positionH relativeFrom="column">
               <wp:posOffset>-737870</wp:posOffset>
@@ -10423,7 +10385,7 @@
         <w:tblStyle w:val="Table1"/>
         <w:tblW w:w="9501" w:type="dxa"/>
         <w:jc w:val="start"/>
-        <w:tblInd w:w="-175" w:type="dxa"/>
+        <w:tblInd w:w="-60" w:type="dxa"/>
         <w:tblLayout w:type="fixed"/>
         <w:tblCellMar>
           <w:top w:w="0" w:type="dxa"/>
@@ -10434,17 +10396,17 @@
         <w:tblLook w:val="0000"/>
       </w:tblPr>
       <w:tblGrid>
-        <w:gridCol w:w="1170"/>
+        <w:gridCol w:w="1169"/>
         <w:gridCol w:w="914"/>
         <w:gridCol w:w="4625"/>
-        <w:gridCol w:w="596"/>
+        <w:gridCol w:w="597"/>
         <w:gridCol w:w="2196"/>
       </w:tblGrid>
       <w:tr>
         <w:trPr/>
         <w:tc>
           <w:tcPr>
-            <w:tcW w:w="1170" w:type="dxa"/>
+            <w:tcW w:w="1169" w:type="dxa"/>
             <w:tcBorders>
               <w:top w:val="single" w:sz="6" w:space="0" w:color="000000"/>
               <w:start w:val="single" w:sz="6" w:space="0" w:color="000000"/>
@@ -10549,7 +10511,7 @@
         </w:tc>
         <w:tc>
           <w:tcPr>
-            <w:tcW w:w="596" w:type="dxa"/>
+            <w:tcW w:w="597" w:type="dxa"/>
             <w:tcBorders>
               <w:top w:val="single" w:sz="6" w:space="0" w:color="000000"/>
               <w:start w:val="single" w:sz="6" w:space="0" w:color="000000"/>
@@ -10622,7 +10584,7 @@
         <w:trPr/>
         <w:tc>
           <w:tcPr>
-            <w:tcW w:w="1170" w:type="dxa"/>
+            <w:tcW w:w="1169" w:type="dxa"/>
             <w:tcBorders>
               <w:top w:val="single" w:sz="6" w:space="0" w:color="000000"/>
               <w:start w:val="single" w:sz="6" w:space="0" w:color="000000"/>
@@ -10714,7 +10676,7 @@
         </w:tc>
         <w:tc>
           <w:tcPr>
-            <w:tcW w:w="596" w:type="dxa"/>
+            <w:tcW w:w="597" w:type="dxa"/>
             <w:tcBorders>
               <w:top w:val="single" w:sz="6" w:space="0" w:color="000000"/>
               <w:start w:val="single" w:sz="6" w:space="0" w:color="000000"/>
@@ -10775,7 +10737,7 @@
         <w:trPr/>
         <w:tc>
           <w:tcPr>
-            <w:tcW w:w="1170" w:type="dxa"/>
+            <w:tcW w:w="1169" w:type="dxa"/>
             <w:tcBorders>
               <w:top w:val="single" w:sz="6" w:space="0" w:color="000000"/>
               <w:start w:val="single" w:sz="6" w:space="0" w:color="000000"/>
@@ -10799,21 +10761,7 @@
                 <w:rFonts w:eastAsia="Arial" w:cs="Arial" w:ascii="Arial" w:hAnsi="Arial"/>
                 <w:color w:val="000000"/>
               </w:rPr>
-              <w:t>5/</w:t>
-            </w:r>
-            <w:r>
-              <w:rPr>
-                <w:rFonts w:eastAsia="Arial" w:cs="Arial" w:ascii="Arial" w:hAnsi="Arial"/>
-                <w:color w:val="000000"/>
-              </w:rPr>
-              <w:t>07</w:t>
-            </w:r>
-            <w:r>
-              <w:rPr>
-                <w:rFonts w:eastAsia="Arial" w:cs="Arial" w:ascii="Arial" w:hAnsi="Arial"/>
-                <w:color w:val="000000"/>
-              </w:rPr>
-              <w:t>/26</w:t>
+              <w:t>5/07/26</w:t>
             </w:r>
           </w:p>
         </w:tc>
@@ -10878,7 +10826,7 @@
         </w:tc>
         <w:tc>
           <w:tcPr>
-            <w:tcW w:w="596" w:type="dxa"/>
+            <w:tcW w:w="597" w:type="dxa"/>
             <w:tcBorders>
               <w:top w:val="single" w:sz="6" w:space="0" w:color="000000"/>
               <w:start w:val="single" w:sz="6" w:space="0" w:color="000000"/>
@@ -10939,7 +10887,7 @@
         <w:trPr/>
         <w:tc>
           <w:tcPr>
-            <w:tcW w:w="1170" w:type="dxa"/>
+            <w:tcW w:w="1169" w:type="dxa"/>
             <w:tcBorders>
               <w:top w:val="single" w:sz="6" w:space="0" w:color="000000"/>
               <w:start w:val="single" w:sz="6" w:space="0" w:color="000000"/>
@@ -11027,7 +10975,7 @@
         </w:tc>
         <w:tc>
           <w:tcPr>
-            <w:tcW w:w="596" w:type="dxa"/>
+            <w:tcW w:w="597" w:type="dxa"/>
             <w:tcBorders>
               <w:top w:val="single" w:sz="6" w:space="0" w:color="000000"/>
               <w:start w:val="single" w:sz="6" w:space="0" w:color="000000"/>
@@ -11086,7 +11034,7 @@
         <w:trPr/>
         <w:tc>
           <w:tcPr>
-            <w:tcW w:w="1170" w:type="dxa"/>
+            <w:tcW w:w="1169" w:type="dxa"/>
             <w:tcBorders>
               <w:top w:val="single" w:sz="6" w:space="0" w:color="000000"/>
               <w:start w:val="single" w:sz="6" w:space="0" w:color="000000"/>
@@ -11172,7 +11120,7 @@
         </w:tc>
         <w:tc>
           <w:tcPr>
-            <w:tcW w:w="596" w:type="dxa"/>
+            <w:tcW w:w="597" w:type="dxa"/>
             <w:tcBorders>
               <w:top w:val="single" w:sz="6" w:space="0" w:color="000000"/>
               <w:start w:val="single" w:sz="6" w:space="0" w:color="000000"/>
@@ -11369,7 +11317,7 @@
         <w:tblStyle w:val="Table2"/>
         <w:tblW w:w="12434" w:type="dxa"/>
         <w:jc w:val="start"/>
-        <w:tblInd w:w="-1388" w:type="dxa"/>
+        <w:tblInd w:w="-1275" w:type="dxa"/>
         <w:tblLayout w:type="fixed"/>
         <w:tblCellMar>
           <w:top w:w="0" w:type="dxa"/>
@@ -11380,14 +11328,14 @@
         <w:tblLook w:val="0000"/>
       </w:tblPr>
       <w:tblGrid>
-        <w:gridCol w:w="464"/>
+        <w:gridCol w:w="463"/>
         <w:gridCol w:w="1536"/>
         <w:gridCol w:w="982"/>
         <w:gridCol w:w="2518"/>
         <w:gridCol w:w="1375"/>
         <w:gridCol w:w="964"/>
         <w:gridCol w:w="1447"/>
-        <w:gridCol w:w="1526"/>
+        <w:gridCol w:w="1527"/>
         <w:gridCol w:w="1622"/>
       </w:tblGrid>
       <w:tr>
@@ -11396,7 +11344,7 @@
         </w:trPr>
         <w:tc>
           <w:tcPr>
-            <w:tcW w:w="464" w:type="dxa"/>
+            <w:tcW w:w="463" w:type="dxa"/>
             <w:tcBorders>
               <w:top w:val="single" w:sz="4" w:space="0" w:color="A6A6A6"/>
               <w:start w:val="single" w:sz="4" w:space="0" w:color="A6A6A6"/>
@@ -11619,7 +11567,7 @@
         </w:tc>
         <w:tc>
           <w:tcPr>
-            <w:tcW w:w="1526" w:type="dxa"/>
+            <w:tcW w:w="1527" w:type="dxa"/>
             <w:tcBorders>
               <w:top w:val="single" w:sz="4" w:space="0" w:color="A6A6A6"/>
               <w:start w:val="single" w:sz="4" w:space="0" w:color="A6A6A6"/>
@@ -11688,7 +11636,7 @@
         </w:trPr>
         <w:tc>
           <w:tcPr>
-            <w:tcW w:w="464" w:type="dxa"/>
+            <w:tcW w:w="463" w:type="dxa"/>
             <w:tcBorders>
               <w:top w:val="single" w:sz="4" w:space="0" w:color="A6A6A6"/>
               <w:start w:val="single" w:sz="4" w:space="0" w:color="A6A6A6"/>
@@ -11798,16 +11746,7 @@
                 <w:sz w:val="20"/>
                 <w:szCs w:val="20"/>
               </w:rPr>
-              <w:t xml:space="preserve">El personal de las sucursales está acostumbrado a trabajar sin sistema de turnos. La adopción de una nueva herramienta digital puede generar rechazo, uso incorrecto, </w:t>
-            </w:r>
-            <w:r>
-              <w:rPr>
-                <w:rFonts w:eastAsia="Arial" w:cs="Arial" w:ascii="Arial" w:hAnsi="Arial"/>
-                <w:color w:val="000000"/>
-                <w:sz w:val="20"/>
-                <w:szCs w:val="20"/>
-              </w:rPr>
-              <w:t>abandono del sistema o falta de cooperacion en el proyecto</w:t>
+              <w:t>El personal de las sucursales está acostumbrado a trabajar sin sistema de turnos. La adopción de una nueva herramienta digital puede generar rechazo, uso incorrecto, abandono del sistema o falta de cooperacion en el proyecto</w:t>
             </w:r>
           </w:p>
         </w:tc>
@@ -11900,7 +11839,7 @@
         </w:tc>
         <w:tc>
           <w:tcPr>
-            <w:tcW w:w="1526" w:type="dxa"/>
+            <w:tcW w:w="1527" w:type="dxa"/>
             <w:tcBorders>
               <w:top w:val="single" w:sz="4" w:space="0" w:color="A6A6A6"/>
               <w:start w:val="single" w:sz="4" w:space="0" w:color="A6A6A6"/>
@@ -11963,7 +11902,7 @@
         </w:trPr>
         <w:tc>
           <w:tcPr>
-            <w:tcW w:w="464" w:type="dxa"/>
+            <w:tcW w:w="463" w:type="dxa"/>
             <w:tcBorders>
               <w:top w:val="single" w:sz="4" w:space="0" w:color="A6A6A6"/>
               <w:start w:val="single" w:sz="4" w:space="0" w:color="A6A6A6"/>
@@ -12015,34 +11954,7 @@
                 <w:sz w:val="20"/>
                 <w:szCs w:val="20"/>
               </w:rPr>
-              <w:t xml:space="preserve">Dado que el sponsor debe administrar las 5 barberias, entonces, puede </w:t>
-            </w:r>
-            <w:r>
-              <w:rPr>
-                <w:rFonts w:eastAsia="Arial" w:cs="Arial" w:ascii="Arial" w:hAnsi="Arial"/>
-                <w:color w:val="000000"/>
-                <w:sz w:val="20"/>
-                <w:szCs w:val="20"/>
-              </w:rPr>
-              <w:t xml:space="preserve">no </w:t>
-            </w:r>
-            <w:r>
-              <w:rPr>
-                <w:rFonts w:eastAsia="Arial" w:cs="Arial" w:ascii="Arial" w:hAnsi="Arial"/>
-                <w:color w:val="000000"/>
-                <w:sz w:val="20"/>
-                <w:szCs w:val="20"/>
-              </w:rPr>
-              <w:t>estar</w:t>
-            </w:r>
-            <w:r>
-              <w:rPr>
-                <w:rFonts w:eastAsia="Arial" w:cs="Arial" w:ascii="Arial" w:hAnsi="Arial"/>
-                <w:color w:val="000000"/>
-                <w:sz w:val="20"/>
-                <w:szCs w:val="20"/>
-              </w:rPr>
-              <w:t xml:space="preserve"> disponible para validar avances</w:t>
+              <w:t>Dado que el sponsor debe administrar las 5 barberias, entonces, puede no estar disponible para validar avances</w:t>
             </w:r>
           </w:p>
         </w:tc>
@@ -12191,7 +12103,7 @@
         </w:tc>
         <w:tc>
           <w:tcPr>
-            <w:tcW w:w="1526" w:type="dxa"/>
+            <w:tcW w:w="1527" w:type="dxa"/>
             <w:tcBorders>
               <w:top w:val="single" w:sz="4" w:space="0" w:color="A6A6A6"/>
               <w:start w:val="single" w:sz="4" w:space="0" w:color="A6A6A6"/>
@@ -12254,7 +12166,7 @@
         </w:trPr>
         <w:tc>
           <w:tcPr>
-            <w:tcW w:w="464" w:type="dxa"/>
+            <w:tcW w:w="463" w:type="dxa"/>
             <w:tcBorders>
               <w:start w:val="single" w:sz="4" w:space="0" w:color="A6A6A6"/>
               <w:bottom w:val="single" w:sz="4" w:space="0" w:color="A6A6A6"/>
@@ -12448,7 +12360,7 @@
         </w:tc>
         <w:tc>
           <w:tcPr>
-            <w:tcW w:w="1526" w:type="dxa"/>
+            <w:tcW w:w="1527" w:type="dxa"/>
             <w:tcBorders>
               <w:start w:val="single" w:sz="4" w:space="0" w:color="A6A6A6"/>
               <w:bottom w:val="single" w:sz="4" w:space="0" w:color="A6A6A6"/>
@@ -12618,8 +12530,8 @@
       <w:tblGrid>
         <w:gridCol w:w="1617"/>
         <w:gridCol w:w="1935"/>
-        <w:gridCol w:w="2473"/>
-        <w:gridCol w:w="3014"/>
+        <w:gridCol w:w="2472"/>
+        <w:gridCol w:w="3015"/>
         <w:gridCol w:w="2384"/>
       </w:tblGrid>
       <w:tr>
@@ -12706,7 +12618,7 @@
         </w:tc>
         <w:tc>
           <w:tcPr>
-            <w:tcW w:w="2473" w:type="dxa"/>
+            <w:tcW w:w="2472" w:type="dxa"/>
             <w:tcBorders>
               <w:top w:val="single" w:sz="4" w:space="0" w:color="A6A6A6"/>
               <w:start w:val="single" w:sz="4" w:space="0" w:color="A6A6A6"/>
@@ -12745,7 +12657,7 @@
         </w:tc>
         <w:tc>
           <w:tcPr>
-            <w:tcW w:w="3014" w:type="dxa"/>
+            <w:tcW w:w="3015" w:type="dxa"/>
             <w:tcBorders>
               <w:top w:val="single" w:sz="4" w:space="0" w:color="A6A6A6"/>
               <w:start w:val="single" w:sz="4" w:space="0" w:color="A6A6A6"/>
@@ -12894,7 +12806,7 @@
         </w:tc>
         <w:tc>
           <w:tcPr>
-            <w:tcW w:w="2473" w:type="dxa"/>
+            <w:tcW w:w="2472" w:type="dxa"/>
             <w:tcBorders>
               <w:top w:val="single" w:sz="4" w:space="0" w:color="A6A6A6"/>
               <w:start w:val="single" w:sz="4" w:space="0" w:color="A6A6A6"/>
@@ -12927,7 +12839,7 @@
         </w:tc>
         <w:tc>
           <w:tcPr>
-            <w:tcW w:w="3014" w:type="dxa"/>
+            <w:tcW w:w="3015" w:type="dxa"/>
             <w:tcBorders>
               <w:top w:val="single" w:sz="4" w:space="0" w:color="A6A6A6"/>
               <w:start w:val="single" w:sz="4" w:space="0" w:color="A6A6A6"/>
@@ -12954,7 +12866,25 @@
                 <w:sz w:val="20"/>
                 <w:szCs w:val="20"/>
               </w:rPr>
-              <w:t>El personal manifiesta rechazo al sistema o comete errores reiterados durante la capacitación.</w:t>
+              <w:t xml:space="preserve">El personal manifiesta rechazo al sistema o comete errores reiterados durante la capacitación </w:t>
+            </w:r>
+            <w:r>
+              <w:rPr>
+                <w:rFonts w:eastAsia="Arial" w:cs="Arial" w:ascii="Arial" w:hAnsi="Arial"/>
+                <w:color w:val="000000"/>
+                <w:sz w:val="20"/>
+                <w:szCs w:val="20"/>
+              </w:rPr>
+              <w:t>o complejizan el relevamiento</w:t>
+            </w:r>
+            <w:r>
+              <w:rPr>
+                <w:rFonts w:eastAsia="Arial" w:cs="Arial" w:ascii="Arial" w:hAnsi="Arial"/>
+                <w:color w:val="000000"/>
+                <w:sz w:val="20"/>
+                <w:szCs w:val="20"/>
+              </w:rPr>
+              <w:t>.</w:t>
             </w:r>
           </w:p>
         </w:tc>
@@ -13064,7 +12994,7 @@
         </w:tc>
         <w:tc>
           <w:tcPr>
-            <w:tcW w:w="2473" w:type="dxa"/>
+            <w:tcW w:w="2472" w:type="dxa"/>
             <w:tcBorders>
               <w:top w:val="single" w:sz="4" w:space="0" w:color="A6A6A6"/>
               <w:start w:val="single" w:sz="4" w:space="0" w:color="A6A6A6"/>
@@ -13097,7 +13027,7 @@
         </w:tc>
         <w:tc>
           <w:tcPr>
-            <w:tcW w:w="3014" w:type="dxa"/>
+            <w:tcW w:w="3015" w:type="dxa"/>
             <w:tcBorders>
               <w:top w:val="single" w:sz="4" w:space="0" w:color="A6A6A6"/>
               <w:start w:val="single" w:sz="4" w:space="0" w:color="A6A6A6"/>
@@ -13227,7 +13157,7 @@
         </w:tc>
         <w:tc>
           <w:tcPr>
-            <w:tcW w:w="2473" w:type="dxa"/>
+            <w:tcW w:w="2472" w:type="dxa"/>
             <w:tcBorders>
               <w:start w:val="single" w:sz="4" w:space="0" w:color="A6A6A6"/>
               <w:bottom w:val="single" w:sz="4" w:space="0" w:color="A6A6A6"/>
@@ -13259,7 +13189,7 @@
         </w:tc>
         <w:tc>
           <w:tcPr>
-            <w:tcW w:w="3014" w:type="dxa"/>
+            <w:tcW w:w="3015" w:type="dxa"/>
             <w:tcBorders>
               <w:start w:val="single" w:sz="4" w:space="0" w:color="A6A6A6"/>
               <w:bottom w:val="single" w:sz="4" w:space="0" w:color="A6A6A6"/>
@@ -13738,8 +13668,8 @@
         <w:tblLook w:val="0000"/>
       </w:tblPr>
       <w:tblGrid>
-        <w:gridCol w:w="2620"/>
-        <w:gridCol w:w="2199"/>
+        <w:gridCol w:w="2619"/>
+        <w:gridCol w:w="2200"/>
         <w:gridCol w:w="2127"/>
         <w:gridCol w:w="2126"/>
       </w:tblGrid>
@@ -13749,7 +13679,7 @@
         </w:trPr>
         <w:tc>
           <w:tcPr>
-            <w:tcW w:w="2620" w:type="dxa"/>
+            <w:tcW w:w="2619" w:type="dxa"/>
             <w:tcBorders>
               <w:bottom w:val="single" w:sz="4" w:space="0" w:color="A6A6A6"/>
               <w:end w:val="single" w:sz="4" w:space="0" w:color="A6A6A6"/>
@@ -13774,7 +13704,7 @@
         </w:tc>
         <w:tc>
           <w:tcPr>
-            <w:tcW w:w="6452" w:type="dxa"/>
+            <w:tcW w:w="6453" w:type="dxa"/>
             <w:gridSpan w:val="3"/>
             <w:tcBorders>
               <w:top w:val="single" w:sz="4" w:space="0" w:color="A6A6A6"/>
@@ -13814,7 +13744,7 @@
         </w:trPr>
         <w:tc>
           <w:tcPr>
-            <w:tcW w:w="2620" w:type="dxa"/>
+            <w:tcW w:w="2619" w:type="dxa"/>
             <w:tcBorders>
               <w:top w:val="single" w:sz="4" w:space="0" w:color="A6A6A6"/>
               <w:start w:val="single" w:sz="4" w:space="0" w:color="A6A6A6"/>
@@ -13848,7 +13778,7 @@
         </w:tc>
         <w:tc>
           <w:tcPr>
-            <w:tcW w:w="2199" w:type="dxa"/>
+            <w:tcW w:w="2200" w:type="dxa"/>
             <w:tcBorders>
               <w:top w:val="single" w:sz="4" w:space="0" w:color="A6A6A6"/>
               <w:start w:val="single" w:sz="4" w:space="0" w:color="A6A6A6"/>
@@ -13943,7 +13873,7 @@
         </w:trPr>
         <w:tc>
           <w:tcPr>
-            <w:tcW w:w="2620" w:type="dxa"/>
+            <w:tcW w:w="2619" w:type="dxa"/>
             <w:tcBorders>
               <w:top w:val="single" w:sz="4" w:space="0" w:color="A6A6A6"/>
               <w:start w:val="single" w:sz="4" w:space="0" w:color="A6A6A6"/>
@@ -13973,7 +13903,7 @@
         </w:tc>
         <w:tc>
           <w:tcPr>
-            <w:tcW w:w="2199" w:type="dxa"/>
+            <w:tcW w:w="2200" w:type="dxa"/>
             <w:tcBorders>
               <w:top w:val="single" w:sz="4" w:space="0" w:color="A6A6A6"/>
               <w:start w:val="single" w:sz="4" w:space="0" w:color="A6A6A6"/>
@@ -14068,7 +13998,7 @@
         </w:trPr>
         <w:tc>
           <w:tcPr>
-            <w:tcW w:w="2620" w:type="dxa"/>
+            <w:tcW w:w="2619" w:type="dxa"/>
             <w:tcBorders>
               <w:top w:val="single" w:sz="4" w:space="0" w:color="A6A6A6"/>
               <w:start w:val="single" w:sz="4" w:space="0" w:color="A6A6A6"/>
@@ -14098,7 +14028,7 @@
         </w:tc>
         <w:tc>
           <w:tcPr>
-            <w:tcW w:w="2199" w:type="dxa"/>
+            <w:tcW w:w="2200" w:type="dxa"/>
             <w:tcBorders>
               <w:top w:val="single" w:sz="4" w:space="0" w:color="A6A6A6"/>
               <w:start w:val="single" w:sz="4" w:space="0" w:color="A6A6A6"/>
@@ -14194,7 +14124,7 @@
         </w:trPr>
         <w:tc>
           <w:tcPr>
-            <w:tcW w:w="2620" w:type="dxa"/>
+            <w:tcW w:w="2619" w:type="dxa"/>
             <w:tcBorders>
               <w:top w:val="single" w:sz="4" w:space="0" w:color="A6A6A6"/>
               <w:start w:val="single" w:sz="4" w:space="0" w:color="A6A6A6"/>
@@ -14224,7 +14154,7 @@
         </w:tc>
         <w:tc>
           <w:tcPr>
-            <w:tcW w:w="2199" w:type="dxa"/>
+            <w:tcW w:w="2200" w:type="dxa"/>
             <w:tcBorders>
               <w:top w:val="single" w:sz="4" w:space="0" w:color="A6A6A6"/>
               <w:start w:val="single" w:sz="4" w:space="0" w:color="A6A6A6"/>
@@ -14950,13 +14880,2995 @@
         </w:rPr>
       </w:r>
     </w:p>
+    <w:p>
+      <w:pPr>
+        <w:pStyle w:val="normal2"/>
+        <w:ind w:hanging="0" w:start="-1"/>
+        <w:rPr>
+          <w:rFonts w:ascii="Arial" w:hAnsi="Arial" w:eastAsia="Arial" w:cs="Arial"/>
+          <w:color w:val="000000"/>
+        </w:rPr>
+      </w:pPr>
+      <w:r>
+        <w:rPr>
+          <w:rFonts w:eastAsia="Arial" w:cs="Arial" w:ascii="Arial" w:hAnsi="Arial"/>
+          <w:color w:val="000000"/>
+        </w:rPr>
+      </w:r>
+    </w:p>
+    <w:p>
+      <w:pPr>
+        <w:pStyle w:val="Normal"/>
+        <w:jc w:val="center"/>
+        <w:rPr>
+          <w:rFonts w:ascii="Arial" w:hAnsi="Arial" w:eastAsia="Arial" w:cs="Arial"/>
+          <w:b/>
+          <w:bCs/>
+          <w:color w:val="000000"/>
+          <w:sz w:val="32"/>
+          <w:szCs w:val="32"/>
+        </w:rPr>
+      </w:pPr>
+      <w:r>
+        <w:rPr>
+          <w:rFonts w:eastAsia="Arial" w:cs="Arial" w:ascii="Arial" w:hAnsi="Arial"/>
+          <w:b/>
+          <w:bCs/>
+          <w:color w:val="000000"/>
+          <w:sz w:val="32"/>
+          <w:szCs w:val="32"/>
+        </w:rPr>
+      </w:r>
+    </w:p>
+    <w:p>
+      <w:pPr>
+        <w:pStyle w:val="Normal"/>
+        <w:jc w:val="center"/>
+        <w:rPr>
+          <w:rFonts w:ascii="Arial" w:hAnsi="Arial" w:eastAsia="Arial" w:cs="Arial"/>
+          <w:b/>
+          <w:bCs/>
+          <w:color w:val="000000"/>
+          <w:sz w:val="32"/>
+          <w:szCs w:val="32"/>
+        </w:rPr>
+      </w:pPr>
+      <w:r>
+        <w:rPr>
+          <w:rFonts w:eastAsia="Arial" w:cs="Arial" w:ascii="Arial" w:hAnsi="Arial"/>
+          <w:b/>
+          <w:bCs/>
+          <w:color w:val="000000"/>
+          <w:sz w:val="32"/>
+          <w:szCs w:val="32"/>
+        </w:rPr>
+      </w:r>
+    </w:p>
+    <w:p>
+      <w:pPr>
+        <w:pStyle w:val="Normal"/>
+        <w:jc w:val="center"/>
+        <w:rPr>
+          <w:rFonts w:ascii="Arial" w:hAnsi="Arial" w:eastAsia="Arial" w:cs="Arial"/>
+          <w:b/>
+          <w:bCs/>
+          <w:color w:val="000000"/>
+          <w:sz w:val="32"/>
+          <w:szCs w:val="32"/>
+        </w:rPr>
+      </w:pPr>
+      <w:r>
+        <w:rPr>
+          <w:rFonts w:eastAsia="Arial" w:cs="Arial" w:ascii="Arial" w:hAnsi="Arial"/>
+          <w:b/>
+          <w:bCs/>
+          <w:color w:val="000000"/>
+          <w:sz w:val="32"/>
+          <w:szCs w:val="32"/>
+        </w:rPr>
+      </w:r>
+    </w:p>
+    <w:p>
+      <w:pPr>
+        <w:pStyle w:val="Normal"/>
+        <w:jc w:val="center"/>
+        <w:rPr>
+          <w:rFonts w:ascii="Arial" w:hAnsi="Arial" w:eastAsia="Arial" w:cs="Arial"/>
+          <w:b/>
+          <w:bCs/>
+          <w:color w:val="000000"/>
+          <w:sz w:val="32"/>
+          <w:szCs w:val="32"/>
+        </w:rPr>
+      </w:pPr>
+      <w:r>
+        <w:rPr>
+          <w:rFonts w:eastAsia="Arial" w:cs="Arial" w:ascii="Arial" w:hAnsi="Arial"/>
+          <w:b/>
+          <w:bCs/>
+          <w:sz w:val="32"/>
+          <w:szCs w:val="32"/>
+        </w:rPr>
+        <w:t>WBS / EDT</w:t>
+      </w:r>
+    </w:p>
+    <w:p>
+      <w:pPr>
+        <w:pStyle w:val="Title"/>
+        <w:keepNext w:val="false"/>
+        <w:keepLines w:val="false"/>
+        <w:widowControl w:val="false"/>
+        <w:spacing w:before="40" w:after="40"/>
+        <w:jc w:val="center"/>
+        <w:rPr>
+          <w:rFonts w:ascii="Arial" w:hAnsi="Arial" w:eastAsia="Arial" w:cs="Arial"/>
+          <w:i/>
+          <w:iCs/>
+          <w:sz w:val="36"/>
+          <w:szCs w:val="36"/>
+        </w:rPr>
+      </w:pPr>
+      <w:bookmarkStart w:id="7" w:name="_heading=h.gjdgxs_Copy_1_Copy_1"/>
+      <w:bookmarkEnd w:id="7"/>
+      <w:r>
+        <w:rPr>
+          <w:rFonts w:eastAsia="Arial" w:cs="Arial" w:ascii="Arial" w:hAnsi="Arial"/>
+          <w:i/>
+          <w:iCs/>
+          <w:sz w:val="36"/>
+          <w:szCs w:val="36"/>
+        </w:rPr>
+        <w:t>PROYECTO: “Implementación de un Sistema Digital de Gestión de Turnos para Taller Barber Shop”</w:t>
+      </w:r>
+    </w:p>
+    <w:p>
+      <w:pPr>
+        <w:pStyle w:val="Normal"/>
+        <w:widowControl w:val="false"/>
+        <w:spacing w:before="40" w:after="40"/>
+        <w:jc w:val="center"/>
+        <w:rPr>
+          <w:rFonts w:ascii="Arial" w:hAnsi="Arial" w:eastAsia="Arial" w:cs="Arial"/>
+          <w:b/>
+          <w:bCs/>
+          <w:i/>
+          <w:iCs/>
+          <w:color w:val="000000"/>
+          <w:sz w:val="36"/>
+          <w:szCs w:val="36"/>
+        </w:rPr>
+      </w:pPr>
+      <w:r>
+        <w:rPr>
+          <w:rFonts w:eastAsia="Arial" w:cs="Arial" w:ascii="Arial" w:hAnsi="Arial"/>
+          <w:b/>
+          <w:bCs/>
+          <w:i/>
+          <w:iCs/>
+          <w:color w:val="000000"/>
+          <w:sz w:val="36"/>
+          <w:szCs w:val="36"/>
+        </w:rPr>
+      </w:r>
+    </w:p>
+    <w:p>
+      <w:pPr>
+        <w:pStyle w:val="Normal"/>
+        <w:rPr>
+          <w:rFonts w:ascii="Arial" w:hAnsi="Arial" w:eastAsia="Arial" w:cs="Arial"/>
+          <w:b/>
+          <w:bCs/>
+          <w:i/>
+          <w:iCs/>
+          <w:color w:val="000000"/>
+          <w:sz w:val="36"/>
+          <w:szCs w:val="36"/>
+        </w:rPr>
+      </w:pPr>
+      <w:r>
+        <w:rPr>
+          <w:rFonts w:eastAsia="Arial" w:cs="Arial" w:ascii="Arial" w:hAnsi="Arial"/>
+          <w:b/>
+          <w:bCs/>
+          <w:i/>
+          <w:iCs/>
+          <w:color w:val="000000"/>
+          <w:sz w:val="36"/>
+          <w:szCs w:val="36"/>
+        </w:rPr>
+      </w:r>
+    </w:p>
+    <w:p>
+      <w:pPr>
+        <w:pStyle w:val="Normal"/>
+        <w:rPr>
+          <w:rFonts w:ascii="Arial" w:hAnsi="Arial" w:eastAsia="Arial" w:cs="Arial"/>
+          <w:color w:val="000000"/>
+        </w:rPr>
+      </w:pPr>
+      <w:r>
+        <w:rPr>
+          <w:rFonts w:eastAsia="Arial" w:cs="Arial" w:ascii="Arial" w:hAnsi="Arial"/>
+          <w:color w:val="000000"/>
+        </w:rPr>
+      </w:r>
+      <w:bookmarkStart w:id="8" w:name="_heading=h.30j0zll_Copy_1"/>
+      <w:bookmarkEnd w:id="8"/>
+    </w:p>
+    <w:p>
+      <w:pPr>
+        <w:pStyle w:val="Title"/>
+        <w:spacing w:before="240" w:after="60"/>
+        <w:rPr>
+          <w:rFonts w:ascii="Arial" w:hAnsi="Arial" w:eastAsia="Arial" w:cs="Arial"/>
+          <w:b w:val="false"/>
+          <w:bCs w:val="false"/>
+          <w:i/>
+          <w:iCs/>
+          <w:sz w:val="32"/>
+          <w:szCs w:val="32"/>
+        </w:rPr>
+      </w:pPr>
+      <w:r>
+        <w:rPr>
+          <w:rFonts w:eastAsia="Arial" w:cs="Arial" w:ascii="Arial" w:hAnsi="Arial"/>
+          <w:b w:val="false"/>
+          <w:bCs w:val="false"/>
+          <w:i/>
+          <w:iCs/>
+          <w:sz w:val="32"/>
+          <w:szCs w:val="32"/>
+        </w:rPr>
+        <w:t>Profesores:</w:t>
+      </w:r>
+    </w:p>
+    <w:p>
+      <w:pPr>
+        <w:pStyle w:val="Normal"/>
+        <w:rPr>
+          <w:rFonts w:ascii="Arial" w:hAnsi="Arial" w:eastAsia="Arial" w:cs="Arial"/>
+          <w:color w:val="000000"/>
+        </w:rPr>
+      </w:pPr>
+      <w:r>
+        <w:rPr>
+          <w:rFonts w:eastAsia="Arial" w:cs="Arial" w:ascii="Arial" w:hAnsi="Arial"/>
+          <w:color w:val="000000"/>
+        </w:rPr>
+      </w:r>
+    </w:p>
+    <w:p>
+      <w:pPr>
+        <w:pStyle w:val="Normal"/>
+        <w:jc w:val="both"/>
+        <w:rPr>
+          <w:rFonts w:ascii="Arial" w:hAnsi="Arial" w:eastAsia="Arial" w:cs="Arial"/>
+          <w:i/>
+          <w:iCs/>
+          <w:sz w:val="22"/>
+          <w:szCs w:val="22"/>
+        </w:rPr>
+      </w:pPr>
+      <w:r>
+        <w:rPr>
+          <w:rFonts w:eastAsia="Arial" w:cs="Arial" w:ascii="Arial" w:hAnsi="Arial"/>
+          <w:b/>
+          <w:bCs/>
+          <w:i/>
+          <w:iCs/>
+          <w:sz w:val="22"/>
+          <w:szCs w:val="22"/>
+        </w:rPr>
+        <w:t xml:space="preserve">Profesor a cargo del curso: Mag. Ing. </w:t>
+      </w:r>
+      <w:r>
+        <w:rPr>
+          <w:rFonts w:eastAsia="Arial" w:cs="Arial" w:ascii="Arial" w:hAnsi="Arial"/>
+          <w:b/>
+          <w:bCs/>
+          <w:i/>
+          <w:iCs/>
+          <w:sz w:val="22"/>
+          <w:szCs w:val="22"/>
+          <w:lang w:val="en-US"/>
+        </w:rPr>
+        <w:t xml:space="preserve">Gabriela Salem /Ing. Andrea Alegretti/Ing. </w:t>
+      </w:r>
+      <w:r>
+        <w:rPr>
+          <w:rFonts w:eastAsia="Arial" w:cs="Arial" w:ascii="Arial" w:hAnsi="Arial"/>
+          <w:b/>
+          <w:bCs/>
+          <w:i/>
+          <w:iCs/>
+          <w:sz w:val="22"/>
+          <w:szCs w:val="22"/>
+        </w:rPr>
+        <w:t>Silvina Novoa /Ing. Mariano Gecik/Ing. Nicolás Madeo/Andrea Lassaga/Gabriel Simois/Mauro</w:t>
+      </w:r>
+    </w:p>
+    <w:p>
+      <w:pPr>
+        <w:pStyle w:val="Normal"/>
+        <w:jc w:val="both"/>
+        <w:rPr>
+          <w:rFonts w:ascii="Arial" w:hAnsi="Arial" w:eastAsia="Arial" w:cs="Arial"/>
+          <w:i/>
+          <w:iCs/>
+          <w:sz w:val="22"/>
+          <w:szCs w:val="22"/>
+        </w:rPr>
+      </w:pPr>
+      <w:r>
+        <w:rPr>
+          <w:rFonts w:eastAsia="Arial" w:cs="Arial" w:ascii="Arial" w:hAnsi="Arial"/>
+          <w:b/>
+          <w:bCs/>
+          <w:i/>
+          <w:iCs/>
+          <w:sz w:val="22"/>
+          <w:szCs w:val="22"/>
+        </w:rPr>
+        <w:t xml:space="preserve">Profesores a cargo del proyecto:  Mag. Ing. </w:t>
+      </w:r>
+      <w:r>
+        <w:rPr>
+          <w:rFonts w:eastAsia="Arial" w:cs="Arial" w:ascii="Arial" w:hAnsi="Arial"/>
+          <w:b/>
+          <w:bCs/>
+          <w:i/>
+          <w:iCs/>
+          <w:sz w:val="22"/>
+          <w:szCs w:val="22"/>
+          <w:lang w:val="en-US"/>
+        </w:rPr>
+        <w:t xml:space="preserve">Gabriela Salem /Ing. Andrea Alegretti/Ing. </w:t>
+      </w:r>
+      <w:r>
+        <w:rPr>
+          <w:rFonts w:eastAsia="Arial" w:cs="Arial" w:ascii="Arial" w:hAnsi="Arial"/>
+          <w:b/>
+          <w:bCs/>
+          <w:i/>
+          <w:iCs/>
+          <w:sz w:val="22"/>
+          <w:szCs w:val="22"/>
+        </w:rPr>
+        <w:t>Silvina Novoa /Ing. Mariano Gecik/Ing. Nicolás Madeo/Andrea Lassaga/Gabriel Simois/Mauro</w:t>
+      </w:r>
+    </w:p>
+    <w:p>
+      <w:pPr>
+        <w:pStyle w:val="Normal"/>
+        <w:jc w:val="both"/>
+        <w:rPr>
+          <w:rFonts w:ascii="Arial" w:hAnsi="Arial" w:eastAsia="Arial" w:cs="Arial"/>
+          <w:i/>
+          <w:iCs/>
+          <w:sz w:val="22"/>
+          <w:szCs w:val="22"/>
+        </w:rPr>
+      </w:pPr>
+      <w:r>
+        <w:rPr>
+          <w:rFonts w:eastAsia="Arial" w:cs="Arial" w:ascii="Arial" w:hAnsi="Arial"/>
+          <w:i/>
+          <w:iCs/>
+          <w:sz w:val="22"/>
+          <w:szCs w:val="22"/>
+        </w:rPr>
+      </w:r>
+    </w:p>
+    <w:p>
+      <w:pPr>
+        <w:pStyle w:val="Normal"/>
+        <w:jc w:val="both"/>
+        <w:rPr>
+          <w:rFonts w:ascii="Arial" w:hAnsi="Arial" w:eastAsia="Arial" w:cs="Arial"/>
+          <w:b/>
+          <w:bCs/>
+          <w:i/>
+          <w:iCs/>
+          <w:sz w:val="22"/>
+          <w:szCs w:val="22"/>
+        </w:rPr>
+      </w:pPr>
+      <w:r>
+        <w:rPr>
+          <w:rFonts w:eastAsia="Arial" w:cs="Arial" w:ascii="Arial" w:hAnsi="Arial"/>
+          <w:b/>
+          <w:bCs/>
+          <w:i/>
+          <w:iCs/>
+          <w:sz w:val="22"/>
+          <w:szCs w:val="22"/>
+        </w:rPr>
+        <w:br/>
+        <w:br/>
+        <w:br/>
+        <w:br/>
+        <w:br/>
+        <w:br/>
+        <w:br/>
+      </w:r>
+    </w:p>
+    <w:p>
+      <w:pPr>
+        <w:pStyle w:val="Normal"/>
+        <w:jc w:val="both"/>
+        <w:rPr>
+          <w:rFonts w:ascii="Arial" w:hAnsi="Arial" w:eastAsia="Arial" w:cs="Arial"/>
+          <w:b/>
+          <w:bCs/>
+          <w:i/>
+          <w:iCs/>
+          <w:sz w:val="22"/>
+          <w:szCs w:val="22"/>
+        </w:rPr>
+      </w:pPr>
+      <w:r>
+        <w:rPr>
+          <w:rFonts w:eastAsia="Arial" w:cs="Arial" w:ascii="Arial" w:hAnsi="Arial"/>
+          <w:b/>
+          <w:bCs/>
+          <w:i/>
+          <w:iCs/>
+          <w:sz w:val="22"/>
+          <w:szCs w:val="22"/>
+        </w:rPr>
+      </w:r>
+    </w:p>
+    <w:p>
+      <w:pPr>
+        <w:pStyle w:val="Normal"/>
+        <w:jc w:val="both"/>
+        <w:rPr>
+          <w:rFonts w:ascii="Arial" w:hAnsi="Arial" w:eastAsia="Arial" w:cs="Arial"/>
+          <w:b/>
+          <w:bCs/>
+          <w:i/>
+          <w:iCs/>
+          <w:sz w:val="22"/>
+          <w:szCs w:val="22"/>
+        </w:rPr>
+      </w:pPr>
+      <w:r>
+        <w:rPr>
+          <w:rFonts w:eastAsia="Arial" w:cs="Arial" w:ascii="Arial" w:hAnsi="Arial"/>
+          <w:b/>
+          <w:bCs/>
+          <w:i/>
+          <w:iCs/>
+          <w:sz w:val="22"/>
+          <w:szCs w:val="22"/>
+        </w:rPr>
+      </w:r>
+    </w:p>
+    <w:p>
+      <w:pPr>
+        <w:pStyle w:val="Normal"/>
+        <w:jc w:val="both"/>
+        <w:rPr>
+          <w:rFonts w:ascii="Arial" w:hAnsi="Arial" w:eastAsia="Arial" w:cs="Arial"/>
+          <w:b/>
+          <w:bCs/>
+          <w:i/>
+          <w:iCs/>
+          <w:sz w:val="22"/>
+          <w:szCs w:val="22"/>
+        </w:rPr>
+      </w:pPr>
+      <w:r>
+        <w:rPr>
+          <w:rFonts w:eastAsia="Arial" w:cs="Arial" w:ascii="Arial" w:hAnsi="Arial"/>
+          <w:b/>
+          <w:bCs/>
+          <w:i/>
+          <w:iCs/>
+          <w:sz w:val="22"/>
+          <w:szCs w:val="22"/>
+        </w:rPr>
+      </w:r>
+    </w:p>
+    <w:p>
+      <w:pPr>
+        <w:pStyle w:val="Normal"/>
+        <w:jc w:val="both"/>
+        <w:rPr>
+          <w:rFonts w:ascii="Arial" w:hAnsi="Arial" w:eastAsia="Arial" w:cs="Arial"/>
+          <w:b/>
+          <w:bCs/>
+          <w:i/>
+          <w:iCs/>
+          <w:sz w:val="22"/>
+          <w:szCs w:val="22"/>
+        </w:rPr>
+      </w:pPr>
+      <w:r>
+        <w:rPr>
+          <w:rFonts w:eastAsia="Arial" w:cs="Arial" w:ascii="Arial" w:hAnsi="Arial"/>
+          <w:b/>
+          <w:bCs/>
+          <w:i/>
+          <w:iCs/>
+          <w:sz w:val="22"/>
+          <w:szCs w:val="22"/>
+        </w:rPr>
+      </w:r>
+    </w:p>
+    <w:p>
+      <w:pPr>
+        <w:pStyle w:val="Normal"/>
+        <w:jc w:val="both"/>
+        <w:rPr>
+          <w:rFonts w:ascii="Arial" w:hAnsi="Arial" w:eastAsia="Arial" w:cs="Arial"/>
+          <w:b/>
+          <w:bCs/>
+          <w:i/>
+          <w:iCs/>
+          <w:sz w:val="22"/>
+          <w:szCs w:val="22"/>
+        </w:rPr>
+      </w:pPr>
+      <w:r>
+        <w:rPr>
+          <w:rFonts w:eastAsia="Arial" w:cs="Arial" w:ascii="Arial" w:hAnsi="Arial"/>
+          <w:b/>
+          <w:bCs/>
+          <w:i/>
+          <w:iCs/>
+          <w:sz w:val="22"/>
+          <w:szCs w:val="22"/>
+        </w:rPr>
+      </w:r>
+    </w:p>
+    <w:p>
+      <w:pPr>
+        <w:pStyle w:val="Normal"/>
+        <w:jc w:val="both"/>
+        <w:rPr>
+          <w:rFonts w:ascii="Arial" w:hAnsi="Arial" w:eastAsia="Arial" w:cs="Arial"/>
+          <w:b/>
+          <w:bCs/>
+          <w:i/>
+          <w:iCs/>
+          <w:sz w:val="22"/>
+          <w:szCs w:val="22"/>
+        </w:rPr>
+      </w:pPr>
+      <w:r>
+        <w:rPr>
+          <w:rFonts w:eastAsia="Arial" w:cs="Arial" w:ascii="Arial" w:hAnsi="Arial"/>
+          <w:b/>
+          <w:bCs/>
+          <w:i/>
+          <w:iCs/>
+          <w:sz w:val="22"/>
+          <w:szCs w:val="22"/>
+        </w:rPr>
+      </w:r>
+    </w:p>
+    <w:p>
+      <w:pPr>
+        <w:pStyle w:val="Normal"/>
+        <w:jc w:val="both"/>
+        <w:rPr>
+          <w:rFonts w:ascii="Arial" w:hAnsi="Arial" w:eastAsia="Arial" w:cs="Arial"/>
+          <w:b/>
+          <w:bCs/>
+          <w:i/>
+          <w:iCs/>
+          <w:sz w:val="22"/>
+          <w:szCs w:val="22"/>
+        </w:rPr>
+      </w:pPr>
+      <w:r>
+        <w:rPr>
+          <w:rFonts w:eastAsia="Arial" w:cs="Arial" w:ascii="Arial" w:hAnsi="Arial"/>
+          <w:b/>
+          <w:bCs/>
+          <w:i/>
+          <w:iCs/>
+          <w:sz w:val="22"/>
+          <w:szCs w:val="22"/>
+        </w:rPr>
+      </w:r>
+    </w:p>
+    <w:p>
+      <w:pPr>
+        <w:pStyle w:val="Normal"/>
+        <w:jc w:val="both"/>
+        <w:rPr>
+          <w:rFonts w:ascii="Arial" w:hAnsi="Arial" w:eastAsia="Arial" w:cs="Arial"/>
+          <w:b/>
+          <w:bCs/>
+          <w:i/>
+          <w:iCs/>
+          <w:sz w:val="22"/>
+          <w:szCs w:val="22"/>
+        </w:rPr>
+      </w:pPr>
+      <w:r>
+        <w:rPr>
+          <w:rFonts w:eastAsia="Arial" w:cs="Arial" w:ascii="Arial" w:hAnsi="Arial"/>
+          <w:b/>
+          <w:bCs/>
+          <w:i/>
+          <w:iCs/>
+          <w:sz w:val="22"/>
+          <w:szCs w:val="22"/>
+        </w:rPr>
+      </w:r>
+    </w:p>
+    <w:p>
+      <w:pPr>
+        <w:pStyle w:val="Normal"/>
+        <w:jc w:val="both"/>
+        <w:rPr>
+          <w:rFonts w:ascii="Arial" w:hAnsi="Arial" w:eastAsia="Arial" w:cs="Arial"/>
+          <w:b/>
+          <w:bCs/>
+          <w:i/>
+          <w:iCs/>
+          <w:sz w:val="22"/>
+          <w:szCs w:val="22"/>
+        </w:rPr>
+      </w:pPr>
+      <w:r>
+        <w:rPr>
+          <w:rFonts w:eastAsia="Arial" w:cs="Arial" w:ascii="Arial" w:hAnsi="Arial"/>
+          <w:b/>
+          <w:bCs/>
+          <w:i/>
+          <w:iCs/>
+          <w:sz w:val="22"/>
+          <w:szCs w:val="22"/>
+        </w:rPr>
+      </w:r>
+    </w:p>
+    <w:p>
+      <w:pPr>
+        <w:pStyle w:val="Normal"/>
+        <w:jc w:val="both"/>
+        <w:rPr>
+          <w:rFonts w:ascii="Arial" w:hAnsi="Arial" w:eastAsia="Arial" w:cs="Arial"/>
+          <w:b/>
+          <w:bCs/>
+          <w:i/>
+          <w:iCs/>
+          <w:sz w:val="22"/>
+          <w:szCs w:val="22"/>
+        </w:rPr>
+      </w:pPr>
+      <w:r>
+        <w:rPr>
+          <w:rFonts w:eastAsia="Arial" w:cs="Arial" w:ascii="Arial" w:hAnsi="Arial"/>
+          <w:b/>
+          <w:bCs/>
+          <w:i/>
+          <w:iCs/>
+          <w:sz w:val="22"/>
+          <w:szCs w:val="22"/>
+        </w:rPr>
+      </w:r>
+    </w:p>
+    <w:p>
+      <w:pPr>
+        <w:pStyle w:val="Normal"/>
+        <w:jc w:val="both"/>
+        <w:rPr>
+          <w:rFonts w:ascii="Arial" w:hAnsi="Arial" w:eastAsia="Arial" w:cs="Arial"/>
+          <w:b/>
+          <w:bCs/>
+          <w:i/>
+          <w:iCs/>
+          <w:sz w:val="22"/>
+          <w:szCs w:val="22"/>
+        </w:rPr>
+      </w:pPr>
+      <w:r>
+        <w:rPr>
+          <w:rFonts w:eastAsia="Arial" w:cs="Arial" w:ascii="Arial" w:hAnsi="Arial"/>
+          <w:b/>
+          <w:bCs/>
+          <w:i/>
+          <w:iCs/>
+          <w:sz w:val="22"/>
+          <w:szCs w:val="22"/>
+        </w:rPr>
+      </w:r>
+    </w:p>
+    <w:p>
+      <w:pPr>
+        <w:pStyle w:val="Normal"/>
+        <w:jc w:val="both"/>
+        <w:rPr>
+          <w:rFonts w:ascii="Arial" w:hAnsi="Arial" w:eastAsia="Arial" w:cs="Arial"/>
+          <w:b/>
+          <w:bCs/>
+          <w:i/>
+          <w:iCs/>
+          <w:sz w:val="22"/>
+          <w:szCs w:val="22"/>
+        </w:rPr>
+      </w:pPr>
+      <w:r>
+        <w:rPr>
+          <w:rFonts w:eastAsia="Arial" w:cs="Arial" w:ascii="Arial" w:hAnsi="Arial"/>
+          <w:b/>
+          <w:bCs/>
+          <w:i/>
+          <w:iCs/>
+          <w:sz w:val="22"/>
+          <w:szCs w:val="22"/>
+        </w:rPr>
+      </w:r>
+    </w:p>
+    <w:p>
+      <w:pPr>
+        <w:pStyle w:val="Normal"/>
+        <w:jc w:val="both"/>
+        <w:rPr>
+          <w:rFonts w:ascii="Arial" w:hAnsi="Arial" w:eastAsia="Arial" w:cs="Arial"/>
+          <w:b/>
+          <w:bCs/>
+          <w:i/>
+          <w:iCs/>
+          <w:sz w:val="22"/>
+          <w:szCs w:val="22"/>
+        </w:rPr>
+      </w:pPr>
+      <w:r>
+        <w:rPr>
+          <w:rFonts w:eastAsia="Arial" w:cs="Arial" w:ascii="Arial" w:hAnsi="Arial"/>
+          <w:b/>
+          <w:bCs/>
+          <w:i/>
+          <w:iCs/>
+          <w:sz w:val="22"/>
+          <w:szCs w:val="22"/>
+        </w:rPr>
+      </w:r>
+    </w:p>
+    <w:p>
+      <w:pPr>
+        <w:pStyle w:val="Normal"/>
+        <w:jc w:val="both"/>
+        <w:rPr>
+          <w:rFonts w:ascii="Arial" w:hAnsi="Arial" w:eastAsia="Arial" w:cs="Arial"/>
+          <w:b/>
+          <w:bCs/>
+          <w:i/>
+          <w:iCs/>
+          <w:sz w:val="22"/>
+          <w:szCs w:val="22"/>
+        </w:rPr>
+      </w:pPr>
+      <w:r>
+        <w:rPr>
+          <w:rFonts w:eastAsia="Arial" w:cs="Arial" w:ascii="Arial" w:hAnsi="Arial"/>
+          <w:b/>
+          <w:bCs/>
+          <w:i/>
+          <w:iCs/>
+          <w:sz w:val="22"/>
+          <w:szCs w:val="22"/>
+        </w:rPr>
+      </w:r>
+    </w:p>
+    <w:p>
+      <w:pPr>
+        <w:pStyle w:val="Normal"/>
+        <w:jc w:val="both"/>
+        <w:rPr>
+          <w:rFonts w:ascii="Arial" w:hAnsi="Arial" w:eastAsia="Arial" w:cs="Arial"/>
+          <w:b/>
+          <w:bCs/>
+          <w:i/>
+          <w:iCs/>
+          <w:sz w:val="22"/>
+          <w:szCs w:val="22"/>
+        </w:rPr>
+      </w:pPr>
+      <w:r>
+        <w:rPr>
+          <w:rFonts w:eastAsia="Arial" w:cs="Arial" w:ascii="Arial" w:hAnsi="Arial"/>
+          <w:b/>
+          <w:bCs/>
+          <w:i/>
+          <w:iCs/>
+          <w:sz w:val="22"/>
+          <w:szCs w:val="22"/>
+        </w:rPr>
+      </w:r>
+    </w:p>
+    <w:p>
+      <w:pPr>
+        <w:pStyle w:val="Normal"/>
+        <w:jc w:val="both"/>
+        <w:rPr>
+          <w:rFonts w:ascii="Arial" w:hAnsi="Arial" w:eastAsia="Arial" w:cs="Arial"/>
+          <w:b/>
+          <w:bCs/>
+          <w:i/>
+          <w:iCs/>
+          <w:sz w:val="22"/>
+          <w:szCs w:val="22"/>
+        </w:rPr>
+      </w:pPr>
+      <w:r>
+        <w:rPr>
+          <w:rFonts w:eastAsia="Arial" w:cs="Arial" w:ascii="Arial" w:hAnsi="Arial"/>
+          <w:b/>
+          <w:bCs/>
+          <w:i/>
+          <w:iCs/>
+          <w:sz w:val="22"/>
+          <w:szCs w:val="22"/>
+        </w:rPr>
+      </w:r>
+    </w:p>
+    <w:p>
+      <w:pPr>
+        <w:pStyle w:val="Normal"/>
+        <w:jc w:val="both"/>
+        <w:rPr>
+          <w:rFonts w:ascii="Arial" w:hAnsi="Arial" w:eastAsia="Arial" w:cs="Arial"/>
+          <w:b/>
+          <w:bCs/>
+          <w:i/>
+          <w:iCs/>
+          <w:sz w:val="22"/>
+          <w:szCs w:val="22"/>
+        </w:rPr>
+      </w:pPr>
+      <w:r>
+        <w:rPr>
+          <w:rFonts w:eastAsia="Arial" w:cs="Arial" w:ascii="Arial" w:hAnsi="Arial"/>
+          <w:b/>
+          <w:bCs/>
+          <w:i/>
+          <w:iCs/>
+          <w:sz w:val="22"/>
+          <w:szCs w:val="22"/>
+        </w:rPr>
+      </w:r>
+    </w:p>
+    <w:tbl>
+      <w:tblPr>
+        <w:tblStyle w:val="Table1"/>
+        <w:tblW w:w="9501" w:type="dxa"/>
+        <w:jc w:val="start"/>
+        <w:tblInd w:w="-1159" w:type="dxa"/>
+        <w:tblLayout w:type="fixed"/>
+        <w:tblCellMar>
+          <w:top w:w="0" w:type="dxa"/>
+          <w:start w:w="108" w:type="dxa"/>
+          <w:bottom w:w="0" w:type="dxa"/>
+          <w:end w:w="108" w:type="dxa"/>
+        </w:tblCellMar>
+        <w:tblLook w:val="0000"/>
+      </w:tblPr>
+      <w:tblGrid>
+        <w:gridCol w:w="1169"/>
+        <w:gridCol w:w="914"/>
+        <w:gridCol w:w="4625"/>
+        <w:gridCol w:w="597"/>
+        <w:gridCol w:w="2196"/>
+      </w:tblGrid>
+      <w:tr>
+        <w:trPr/>
+        <w:tc>
+          <w:tcPr>
+            <w:tcW w:w="1169" w:type="dxa"/>
+            <w:tcBorders>
+              <w:top w:val="single" w:sz="6" w:space="0" w:color="000000"/>
+              <w:start w:val="single" w:sz="6" w:space="0" w:color="000000"/>
+              <w:bottom w:val="single" w:sz="6" w:space="0" w:color="000000"/>
+              <w:end w:val="single" w:sz="6" w:space="0" w:color="000000"/>
+            </w:tcBorders>
+            <w:shd w:fill="808080" w:val="clear"/>
+          </w:tcPr>
+          <w:p>
+            <w:pPr>
+              <w:pStyle w:val="normal2"/>
+              <w:widowControl w:val="false"/>
+              <w:bidi w:val="0"/>
+              <w:spacing w:lineRule="auto" w:line="288" w:before="40" w:after="40"/>
+              <w:jc w:val="center"/>
+              <w:rPr>
+                <w:rFonts w:ascii="Arial" w:hAnsi="Arial" w:eastAsia="Arial" w:cs="Arial"/>
+                <w:color w:val="FFFFFF"/>
+                <w:sz w:val="20"/>
+                <w:szCs w:val="20"/>
+              </w:rPr>
+            </w:pPr>
+            <w:r>
+              <w:rPr>
+                <w:rFonts w:eastAsia="Arial" w:cs="Arial" w:ascii="Arial" w:hAnsi="Arial"/>
+                <w:color w:val="FFFFFF"/>
+                <w:sz w:val="20"/>
+                <w:szCs w:val="20"/>
+              </w:rPr>
+              <w:t>Fecha</w:t>
+            </w:r>
+          </w:p>
+        </w:tc>
+        <w:tc>
+          <w:tcPr>
+            <w:tcW w:w="914" w:type="dxa"/>
+            <w:tcBorders>
+              <w:top w:val="single" w:sz="6" w:space="0" w:color="000000"/>
+              <w:start w:val="single" w:sz="6" w:space="0" w:color="000000"/>
+              <w:bottom w:val="single" w:sz="6" w:space="0" w:color="000000"/>
+              <w:end w:val="single" w:sz="6" w:space="0" w:color="000000"/>
+            </w:tcBorders>
+            <w:shd w:fill="808080" w:val="clear"/>
+          </w:tcPr>
+          <w:p>
+            <w:pPr>
+              <w:pStyle w:val="normal2"/>
+              <w:widowControl w:val="false"/>
+              <w:spacing w:lineRule="auto" w:line="288" w:before="40" w:after="40"/>
+              <w:jc w:val="center"/>
+              <w:rPr>
+                <w:rFonts w:ascii="Arial" w:hAnsi="Arial" w:eastAsia="Arial" w:cs="Arial"/>
+                <w:color w:val="FFFFFF"/>
+                <w:sz w:val="20"/>
+                <w:szCs w:val="20"/>
+              </w:rPr>
+            </w:pPr>
+            <w:r>
+              <w:rPr>
+                <w:rFonts w:eastAsia="Arial" w:cs="Arial" w:ascii="Arial" w:hAnsi="Arial"/>
+                <w:color w:val="FFFFFF"/>
+                <w:sz w:val="20"/>
+                <w:szCs w:val="20"/>
+              </w:rPr>
+              <w:t>Versión</w:t>
+            </w:r>
+          </w:p>
+        </w:tc>
+        <w:tc>
+          <w:tcPr>
+            <w:tcW w:w="4625" w:type="dxa"/>
+            <w:tcBorders>
+              <w:top w:val="single" w:sz="6" w:space="0" w:color="000000"/>
+              <w:start w:val="single" w:sz="6" w:space="0" w:color="000000"/>
+              <w:bottom w:val="single" w:sz="6" w:space="0" w:color="000000"/>
+              <w:end w:val="single" w:sz="6" w:space="0" w:color="000000"/>
+            </w:tcBorders>
+            <w:shd w:fill="808080" w:val="clear"/>
+          </w:tcPr>
+          <w:p>
+            <w:pPr>
+              <w:pStyle w:val="normal2"/>
+              <w:widowControl w:val="false"/>
+              <w:spacing w:lineRule="auto" w:line="288" w:before="40" w:after="40"/>
+              <w:jc w:val="center"/>
+              <w:rPr>
+                <w:rFonts w:ascii="Arial" w:hAnsi="Arial" w:eastAsia="Arial" w:cs="Arial"/>
+                <w:color w:val="FFFFFF"/>
+                <w:sz w:val="20"/>
+                <w:szCs w:val="20"/>
+              </w:rPr>
+            </w:pPr>
+            <w:r>
+              <w:rPr>
+                <w:rFonts w:eastAsia="Arial" w:cs="Arial" w:ascii="Arial" w:hAnsi="Arial"/>
+                <w:color w:val="FFFFFF"/>
+                <w:sz w:val="20"/>
+                <w:szCs w:val="20"/>
+              </w:rPr>
+              <w:t>Descripción</w:t>
+            </w:r>
+          </w:p>
+        </w:tc>
+        <w:tc>
+          <w:tcPr>
+            <w:tcW w:w="597" w:type="dxa"/>
+            <w:tcBorders>
+              <w:top w:val="single" w:sz="6" w:space="0" w:color="000000"/>
+              <w:start w:val="single" w:sz="6" w:space="0" w:color="000000"/>
+              <w:bottom w:val="single" w:sz="6" w:space="0" w:color="000000"/>
+              <w:end w:val="single" w:sz="6" w:space="0" w:color="000000"/>
+            </w:tcBorders>
+            <w:shd w:fill="808080" w:val="clear"/>
+          </w:tcPr>
+          <w:p>
+            <w:pPr>
+              <w:pStyle w:val="normal2"/>
+              <w:widowControl w:val="false"/>
+              <w:spacing w:lineRule="auto" w:line="288" w:before="40" w:after="40"/>
+              <w:jc w:val="center"/>
+              <w:rPr>
+                <w:rFonts w:ascii="Arial" w:hAnsi="Arial" w:eastAsia="Arial" w:cs="Arial"/>
+                <w:color w:val="FFFFFF"/>
+                <w:sz w:val="20"/>
+                <w:szCs w:val="20"/>
+              </w:rPr>
+            </w:pPr>
+            <w:r>
+              <w:rPr>
+                <w:rFonts w:eastAsia="Arial" w:cs="Arial" w:ascii="Arial" w:hAnsi="Arial"/>
+                <w:color w:val="FFFFFF"/>
+                <w:sz w:val="20"/>
+                <w:szCs w:val="20"/>
+              </w:rPr>
+              <w:t>Rol</w:t>
+            </w:r>
+          </w:p>
+        </w:tc>
+        <w:tc>
+          <w:tcPr>
+            <w:tcW w:w="2196" w:type="dxa"/>
+            <w:tcBorders>
+              <w:top w:val="single" w:sz="6" w:space="0" w:color="000000"/>
+              <w:start w:val="single" w:sz="6" w:space="0" w:color="000000"/>
+              <w:bottom w:val="single" w:sz="6" w:space="0" w:color="000000"/>
+              <w:end w:val="single" w:sz="6" w:space="0" w:color="000000"/>
+            </w:tcBorders>
+            <w:shd w:fill="808080" w:val="clear"/>
+          </w:tcPr>
+          <w:p>
+            <w:pPr>
+              <w:pStyle w:val="normal2"/>
+              <w:widowControl w:val="false"/>
+              <w:spacing w:lineRule="auto" w:line="288" w:before="40" w:after="40"/>
+              <w:jc w:val="center"/>
+              <w:rPr>
+                <w:rFonts w:ascii="Arial" w:hAnsi="Arial" w:eastAsia="Arial" w:cs="Arial"/>
+                <w:color w:val="FFFFFF"/>
+                <w:sz w:val="20"/>
+                <w:szCs w:val="20"/>
+              </w:rPr>
+            </w:pPr>
+            <w:r>
+              <w:rPr>
+                <w:rFonts w:eastAsia="Arial" w:cs="Arial" w:ascii="Arial" w:hAnsi="Arial"/>
+                <w:color w:val="FFFFFF"/>
+                <w:sz w:val="20"/>
+                <w:szCs w:val="20"/>
+              </w:rPr>
+              <w:t>Autor</w:t>
+            </w:r>
+          </w:p>
+        </w:tc>
+      </w:tr>
+      <w:tr>
+        <w:trPr/>
+        <w:tc>
+          <w:tcPr>
+            <w:tcW w:w="1169" w:type="dxa"/>
+            <w:tcBorders>
+              <w:top w:val="single" w:sz="6" w:space="0" w:color="000000"/>
+              <w:start w:val="single" w:sz="6" w:space="0" w:color="000000"/>
+              <w:bottom w:val="single" w:sz="6" w:space="0" w:color="000000"/>
+              <w:end w:val="single" w:sz="6" w:space="0" w:color="000000"/>
+            </w:tcBorders>
+          </w:tcPr>
+          <w:p>
+            <w:pPr>
+              <w:pStyle w:val="normal2"/>
+              <w:tabs>
+                <w:tab w:val="clear" w:pos="720"/>
+                <w:tab w:val="center" w:pos="4320" w:leader="none"/>
+                <w:tab w:val="right" w:pos="8640" w:leader="none"/>
+              </w:tabs>
+              <w:jc w:val="center"/>
+              <w:rPr>
+                <w:rFonts w:ascii="Arial" w:hAnsi="Arial" w:eastAsia="Arial" w:cs="Arial"/>
+                <w:color w:val="000000"/>
+              </w:rPr>
+            </w:pPr>
+            <w:r>
+              <w:rPr>
+                <w:rFonts w:eastAsia="Arial" w:cs="Arial" w:ascii="Arial" w:hAnsi="Arial"/>
+                <w:color w:val="000000"/>
+              </w:rPr>
+              <w:t>05</w:t>
+            </w:r>
+            <w:r>
+              <w:rPr>
+                <w:rFonts w:eastAsia="Arial" w:cs="Arial" w:ascii="Arial" w:hAnsi="Arial"/>
+                <w:color w:val="000000"/>
+              </w:rPr>
+              <w:t>/0</w:t>
+            </w:r>
+            <w:r>
+              <w:rPr>
+                <w:rFonts w:eastAsia="Arial" w:cs="Arial" w:ascii="Arial" w:hAnsi="Arial"/>
+                <w:color w:val="000000"/>
+              </w:rPr>
+              <w:t>7</w:t>
+            </w:r>
+            <w:r>
+              <w:rPr>
+                <w:rFonts w:eastAsia="Arial" w:cs="Arial" w:ascii="Arial" w:hAnsi="Arial"/>
+                <w:color w:val="000000"/>
+              </w:rPr>
+              <w:t>/26</w:t>
+            </w:r>
+          </w:p>
+        </w:tc>
+        <w:tc>
+          <w:tcPr>
+            <w:tcW w:w="914" w:type="dxa"/>
+            <w:tcBorders>
+              <w:top w:val="single" w:sz="6" w:space="0" w:color="000000"/>
+              <w:start w:val="single" w:sz="6" w:space="0" w:color="000000"/>
+              <w:bottom w:val="single" w:sz="6" w:space="0" w:color="000000"/>
+              <w:end w:val="single" w:sz="6" w:space="0" w:color="000000"/>
+            </w:tcBorders>
+          </w:tcPr>
+          <w:p>
+            <w:pPr>
+              <w:pStyle w:val="normal2"/>
+              <w:widowControl w:val="false"/>
+              <w:spacing w:lineRule="auto" w:line="288" w:before="40" w:after="40"/>
+              <w:jc w:val="center"/>
+              <w:rPr>
+                <w:rFonts w:ascii="Arial" w:hAnsi="Arial" w:eastAsia="Arial" w:cs="Arial"/>
+                <w:color w:val="000000"/>
+              </w:rPr>
+            </w:pPr>
+            <w:r>
+              <w:rPr>
+                <w:rFonts w:eastAsia="Arial" w:cs="Arial" w:ascii="Arial" w:hAnsi="Arial"/>
+                <w:color w:val="000000"/>
+              </w:rPr>
+              <w:t>1.0</w:t>
+            </w:r>
+          </w:p>
+        </w:tc>
+        <w:tc>
+          <w:tcPr>
+            <w:tcW w:w="4625" w:type="dxa"/>
+            <w:tcBorders>
+              <w:top w:val="single" w:sz="6" w:space="0" w:color="000000"/>
+              <w:start w:val="single" w:sz="6" w:space="0" w:color="000000"/>
+              <w:bottom w:val="single" w:sz="6" w:space="0" w:color="000000"/>
+              <w:end w:val="single" w:sz="6" w:space="0" w:color="000000"/>
+            </w:tcBorders>
+          </w:tcPr>
+          <w:p>
+            <w:pPr>
+              <w:pStyle w:val="normal2"/>
+              <w:widowControl w:val="false"/>
+              <w:spacing w:lineRule="auto" w:line="288" w:before="40" w:after="40"/>
+              <w:rPr>
+                <w:rFonts w:ascii="Arial" w:hAnsi="Arial" w:eastAsia="Arial" w:cs="Arial"/>
+                <w:color w:val="000000"/>
+              </w:rPr>
+            </w:pPr>
+            <w:r>
+              <w:rPr>
+                <w:rFonts w:eastAsia="Arial" w:cs="Arial" w:ascii="Arial" w:hAnsi="Arial"/>
+                <w:color w:val="000000"/>
+              </w:rPr>
+              <w:t>Creacion de matrices de evaluacion</w:t>
+            </w:r>
+          </w:p>
+        </w:tc>
+        <w:tc>
+          <w:tcPr>
+            <w:tcW w:w="597" w:type="dxa"/>
+            <w:tcBorders>
+              <w:top w:val="single" w:sz="6" w:space="0" w:color="000000"/>
+              <w:start w:val="single" w:sz="6" w:space="0" w:color="000000"/>
+              <w:bottom w:val="single" w:sz="6" w:space="0" w:color="000000"/>
+              <w:end w:val="single" w:sz="6" w:space="0" w:color="000000"/>
+            </w:tcBorders>
+          </w:tcPr>
+          <w:p>
+            <w:pPr>
+              <w:pStyle w:val="normal2"/>
+              <w:widowControl w:val="false"/>
+              <w:spacing w:lineRule="auto" w:line="288" w:before="40" w:after="40"/>
+              <w:rPr>
+                <w:rFonts w:ascii="Arial" w:hAnsi="Arial" w:eastAsia="Arial" w:cs="Arial"/>
+                <w:color w:val="000000"/>
+              </w:rPr>
+            </w:pPr>
+            <w:r>
+              <w:rPr>
+                <w:rFonts w:eastAsia="Arial" w:cs="Arial" w:ascii="Arial" w:hAnsi="Arial"/>
+                <w:color w:val="000000"/>
+              </w:rPr>
+              <w:t>PM</w:t>
+            </w:r>
+          </w:p>
+        </w:tc>
+        <w:tc>
+          <w:tcPr>
+            <w:tcW w:w="2196" w:type="dxa"/>
+            <w:tcBorders>
+              <w:top w:val="single" w:sz="6" w:space="0" w:color="000000"/>
+              <w:start w:val="single" w:sz="6" w:space="0" w:color="000000"/>
+              <w:bottom w:val="single" w:sz="6" w:space="0" w:color="000000"/>
+              <w:end w:val="single" w:sz="6" w:space="0" w:color="000000"/>
+            </w:tcBorders>
+          </w:tcPr>
+          <w:p>
+            <w:pPr>
+              <w:pStyle w:val="normal2"/>
+              <w:widowControl w:val="false"/>
+              <w:spacing w:lineRule="auto" w:line="288" w:before="40" w:after="40"/>
+              <w:rPr>
+                <w:rFonts w:ascii="Arial" w:hAnsi="Arial" w:eastAsia="Arial" w:cs="Arial"/>
+                <w:color w:val="000000"/>
+              </w:rPr>
+            </w:pPr>
+            <w:r>
+              <w:rPr>
+                <w:rFonts w:eastAsia="Arial" w:cs="Arial" w:ascii="Arial" w:hAnsi="Arial"/>
+                <w:color w:val="000000"/>
+              </w:rPr>
+              <w:t>Nicolas Piacentini</w:t>
+            </w:r>
+          </w:p>
+        </w:tc>
+      </w:tr>
+      <w:tr>
+        <w:trPr/>
+        <w:tc>
+          <w:tcPr>
+            <w:tcW w:w="1169" w:type="dxa"/>
+            <w:tcBorders>
+              <w:top w:val="single" w:sz="6" w:space="0" w:color="000000"/>
+              <w:start w:val="single" w:sz="6" w:space="0" w:color="000000"/>
+              <w:bottom w:val="single" w:sz="6" w:space="0" w:color="000000"/>
+              <w:end w:val="single" w:sz="6" w:space="0" w:color="000000"/>
+            </w:tcBorders>
+          </w:tcPr>
+          <w:p>
+            <w:pPr>
+              <w:pStyle w:val="normal2"/>
+              <w:widowControl w:val="false"/>
+              <w:spacing w:lineRule="auto" w:line="288" w:before="40" w:after="40"/>
+              <w:jc w:val="center"/>
+              <w:rPr>
+                <w:rFonts w:ascii="Arial" w:hAnsi="Arial" w:eastAsia="Arial" w:cs="Arial"/>
+                <w:color w:val="000000"/>
+              </w:rPr>
+            </w:pPr>
+            <w:r>
+              <w:rPr/>
+            </w:r>
+          </w:p>
+        </w:tc>
+        <w:tc>
+          <w:tcPr>
+            <w:tcW w:w="914" w:type="dxa"/>
+            <w:tcBorders>
+              <w:top w:val="single" w:sz="6" w:space="0" w:color="000000"/>
+              <w:start w:val="single" w:sz="6" w:space="0" w:color="000000"/>
+              <w:bottom w:val="single" w:sz="6" w:space="0" w:color="000000"/>
+              <w:end w:val="single" w:sz="6" w:space="0" w:color="000000"/>
+            </w:tcBorders>
+          </w:tcPr>
+          <w:p>
+            <w:pPr>
+              <w:pStyle w:val="normal2"/>
+              <w:widowControl w:val="false"/>
+              <w:spacing w:lineRule="auto" w:line="288" w:before="40" w:after="40"/>
+              <w:jc w:val="center"/>
+              <w:rPr>
+                <w:rFonts w:ascii="Arial" w:hAnsi="Arial" w:eastAsia="Arial" w:cs="Arial"/>
+                <w:color w:val="000000"/>
+              </w:rPr>
+            </w:pPr>
+            <w:r>
+              <w:rPr/>
+            </w:r>
+          </w:p>
+        </w:tc>
+        <w:tc>
+          <w:tcPr>
+            <w:tcW w:w="4625" w:type="dxa"/>
+            <w:tcBorders>
+              <w:top w:val="single" w:sz="6" w:space="0" w:color="000000"/>
+              <w:start w:val="single" w:sz="6" w:space="0" w:color="000000"/>
+              <w:bottom w:val="single" w:sz="6" w:space="0" w:color="000000"/>
+              <w:end w:val="single" w:sz="6" w:space="0" w:color="000000"/>
+            </w:tcBorders>
+          </w:tcPr>
+          <w:p>
+            <w:pPr>
+              <w:pStyle w:val="normal2"/>
+              <w:widowControl w:val="false"/>
+              <w:spacing w:lineRule="auto" w:line="288" w:before="40" w:after="40"/>
+              <w:rPr>
+                <w:rFonts w:ascii="Arial" w:hAnsi="Arial" w:eastAsia="Arial" w:cs="Arial"/>
+                <w:color w:val="000000"/>
+              </w:rPr>
+            </w:pPr>
+            <w:r>
+              <w:rPr/>
+            </w:r>
+          </w:p>
+        </w:tc>
+        <w:tc>
+          <w:tcPr>
+            <w:tcW w:w="597" w:type="dxa"/>
+            <w:tcBorders>
+              <w:top w:val="single" w:sz="6" w:space="0" w:color="000000"/>
+              <w:start w:val="single" w:sz="6" w:space="0" w:color="000000"/>
+              <w:bottom w:val="single" w:sz="6" w:space="0" w:color="000000"/>
+              <w:end w:val="single" w:sz="6" w:space="0" w:color="000000"/>
+            </w:tcBorders>
+          </w:tcPr>
+          <w:p>
+            <w:pPr>
+              <w:pStyle w:val="normal2"/>
+              <w:widowControl w:val="false"/>
+              <w:spacing w:lineRule="auto" w:line="288" w:before="40" w:after="40"/>
+              <w:rPr>
+                <w:rFonts w:ascii="Arial" w:hAnsi="Arial" w:eastAsia="Arial" w:cs="Arial"/>
+                <w:color w:val="000000"/>
+              </w:rPr>
+            </w:pPr>
+            <w:r>
+              <w:rPr/>
+            </w:r>
+          </w:p>
+        </w:tc>
+        <w:tc>
+          <w:tcPr>
+            <w:tcW w:w="2196" w:type="dxa"/>
+            <w:tcBorders>
+              <w:top w:val="single" w:sz="6" w:space="0" w:color="000000"/>
+              <w:start w:val="single" w:sz="6" w:space="0" w:color="000000"/>
+              <w:bottom w:val="single" w:sz="6" w:space="0" w:color="000000"/>
+              <w:end w:val="single" w:sz="6" w:space="0" w:color="000000"/>
+            </w:tcBorders>
+          </w:tcPr>
+          <w:p>
+            <w:pPr>
+              <w:pStyle w:val="normal2"/>
+              <w:widowControl w:val="false"/>
+              <w:bidi w:val="0"/>
+              <w:spacing w:lineRule="auto" w:line="288" w:before="40" w:after="40"/>
+              <w:rPr>
+                <w:rFonts w:ascii="Arial" w:hAnsi="Arial" w:eastAsia="Arial" w:cs="Arial"/>
+                <w:color w:val="000000"/>
+              </w:rPr>
+            </w:pPr>
+            <w:r>
+              <w:rPr/>
+            </w:r>
+          </w:p>
+        </w:tc>
+      </w:tr>
+      <w:tr>
+        <w:trPr/>
+        <w:tc>
+          <w:tcPr>
+            <w:tcW w:w="1169" w:type="dxa"/>
+            <w:tcBorders>
+              <w:top w:val="single" w:sz="6" w:space="0" w:color="000000"/>
+              <w:start w:val="single" w:sz="6" w:space="0" w:color="000000"/>
+              <w:bottom w:val="single" w:sz="6" w:space="0" w:color="000000"/>
+              <w:end w:val="single" w:sz="6" w:space="0" w:color="000000"/>
+            </w:tcBorders>
+          </w:tcPr>
+          <w:p>
+            <w:pPr>
+              <w:pStyle w:val="normal2"/>
+              <w:tabs>
+                <w:tab w:val="clear" w:pos="720"/>
+                <w:tab w:val="left" w:pos="708" w:leader="none"/>
+              </w:tabs>
+              <w:jc w:val="center"/>
+              <w:rPr>
+                <w:rFonts w:ascii="Arial" w:hAnsi="Arial" w:eastAsia="Arial" w:cs="Arial"/>
+                <w:color w:val="000000"/>
+              </w:rPr>
+            </w:pPr>
+            <w:r>
+              <w:rPr>
+                <w:rFonts w:eastAsia="Arial" w:cs="Arial" w:ascii="Arial" w:hAnsi="Arial"/>
+                <w:color w:val="000000"/>
+              </w:rPr>
+            </w:r>
+          </w:p>
+        </w:tc>
+        <w:tc>
+          <w:tcPr>
+            <w:tcW w:w="914" w:type="dxa"/>
+            <w:tcBorders>
+              <w:top w:val="single" w:sz="6" w:space="0" w:color="000000"/>
+              <w:start w:val="single" w:sz="6" w:space="0" w:color="000000"/>
+              <w:bottom w:val="single" w:sz="6" w:space="0" w:color="000000"/>
+              <w:end w:val="single" w:sz="6" w:space="0" w:color="000000"/>
+            </w:tcBorders>
+          </w:tcPr>
+          <w:p>
+            <w:pPr>
+              <w:pStyle w:val="normal2"/>
+              <w:widowControl w:val="false"/>
+              <w:spacing w:lineRule="auto" w:line="288" w:before="40" w:after="40"/>
+              <w:jc w:val="center"/>
+              <w:rPr>
+                <w:rFonts w:ascii="Arial" w:hAnsi="Arial" w:eastAsia="Arial" w:cs="Arial"/>
+                <w:color w:val="000000"/>
+              </w:rPr>
+            </w:pPr>
+            <w:r>
+              <w:rPr>
+                <w:rFonts w:eastAsia="Arial" w:cs="Arial" w:ascii="Arial" w:hAnsi="Arial"/>
+                <w:color w:val="000000"/>
+              </w:rPr>
+            </w:r>
+          </w:p>
+        </w:tc>
+        <w:tc>
+          <w:tcPr>
+            <w:tcW w:w="4625" w:type="dxa"/>
+            <w:tcBorders>
+              <w:top w:val="single" w:sz="6" w:space="0" w:color="000000"/>
+              <w:start w:val="single" w:sz="6" w:space="0" w:color="000000"/>
+              <w:bottom w:val="single" w:sz="6" w:space="0" w:color="000000"/>
+              <w:end w:val="single" w:sz="6" w:space="0" w:color="000000"/>
+            </w:tcBorders>
+          </w:tcPr>
+          <w:p>
+            <w:pPr>
+              <w:pStyle w:val="normal2"/>
+              <w:widowControl w:val="false"/>
+              <w:spacing w:lineRule="auto" w:line="288" w:before="40" w:after="40"/>
+              <w:rPr>
+                <w:rFonts w:ascii="Arial" w:hAnsi="Arial" w:eastAsia="Arial" w:cs="Arial"/>
+                <w:color w:val="000000"/>
+              </w:rPr>
+            </w:pPr>
+            <w:r>
+              <w:rPr>
+                <w:rFonts w:eastAsia="Arial" w:cs="Arial" w:ascii="Arial" w:hAnsi="Arial"/>
+                <w:color w:val="000000"/>
+              </w:rPr>
+            </w:r>
+          </w:p>
+        </w:tc>
+        <w:tc>
+          <w:tcPr>
+            <w:tcW w:w="597" w:type="dxa"/>
+            <w:tcBorders>
+              <w:top w:val="single" w:sz="6" w:space="0" w:color="000000"/>
+              <w:start w:val="single" w:sz="6" w:space="0" w:color="000000"/>
+              <w:bottom w:val="single" w:sz="6" w:space="0" w:color="000000"/>
+              <w:end w:val="single" w:sz="6" w:space="0" w:color="000000"/>
+            </w:tcBorders>
+          </w:tcPr>
+          <w:p>
+            <w:pPr>
+              <w:pStyle w:val="normal2"/>
+              <w:widowControl w:val="false"/>
+              <w:spacing w:lineRule="auto" w:line="288" w:before="40" w:after="40"/>
+              <w:rPr>
+                <w:rFonts w:ascii="Arial" w:hAnsi="Arial" w:eastAsia="Arial" w:cs="Arial"/>
+                <w:color w:val="000000"/>
+              </w:rPr>
+            </w:pPr>
+            <w:r>
+              <w:rPr>
+                <w:rFonts w:eastAsia="Arial" w:cs="Arial" w:ascii="Arial" w:hAnsi="Arial"/>
+                <w:color w:val="000000"/>
+              </w:rPr>
+            </w:r>
+          </w:p>
+        </w:tc>
+        <w:tc>
+          <w:tcPr>
+            <w:tcW w:w="2196" w:type="dxa"/>
+            <w:tcBorders>
+              <w:top w:val="single" w:sz="6" w:space="0" w:color="000000"/>
+              <w:start w:val="single" w:sz="6" w:space="0" w:color="000000"/>
+              <w:bottom w:val="single" w:sz="6" w:space="0" w:color="000000"/>
+              <w:end w:val="single" w:sz="6" w:space="0" w:color="000000"/>
+            </w:tcBorders>
+          </w:tcPr>
+          <w:p>
+            <w:pPr>
+              <w:pStyle w:val="normal2"/>
+              <w:widowControl w:val="false"/>
+              <w:spacing w:lineRule="auto" w:line="288" w:before="40" w:after="40"/>
+              <w:rPr>
+                <w:rFonts w:ascii="Arial" w:hAnsi="Arial" w:eastAsia="Arial" w:cs="Arial"/>
+                <w:color w:val="000000"/>
+              </w:rPr>
+            </w:pPr>
+            <w:r>
+              <w:rPr>
+                <w:rFonts w:eastAsia="Arial" w:cs="Arial" w:ascii="Arial" w:hAnsi="Arial"/>
+                <w:color w:val="000000"/>
+              </w:rPr>
+            </w:r>
+          </w:p>
+        </w:tc>
+      </w:tr>
+      <w:tr>
+        <w:trPr/>
+        <w:tc>
+          <w:tcPr>
+            <w:tcW w:w="1169" w:type="dxa"/>
+            <w:tcBorders>
+              <w:top w:val="single" w:sz="6" w:space="0" w:color="000000"/>
+              <w:start w:val="single" w:sz="6" w:space="0" w:color="000000"/>
+              <w:bottom w:val="single" w:sz="6" w:space="0" w:color="000000"/>
+              <w:end w:val="single" w:sz="6" w:space="0" w:color="000000"/>
+            </w:tcBorders>
+          </w:tcPr>
+          <w:p>
+            <w:pPr>
+              <w:pStyle w:val="normal2"/>
+              <w:widowControl w:val="false"/>
+              <w:spacing w:lineRule="auto" w:line="288" w:before="40" w:after="40"/>
+              <w:jc w:val="center"/>
+              <w:rPr>
+                <w:rFonts w:ascii="Arial" w:hAnsi="Arial" w:eastAsia="Arial" w:cs="Arial"/>
+                <w:color w:val="000000"/>
+              </w:rPr>
+            </w:pPr>
+            <w:r>
+              <w:rPr>
+                <w:rFonts w:eastAsia="Arial" w:cs="Arial" w:ascii="Arial" w:hAnsi="Arial"/>
+                <w:color w:val="000000"/>
+              </w:rPr>
+            </w:r>
+          </w:p>
+        </w:tc>
+        <w:tc>
+          <w:tcPr>
+            <w:tcW w:w="914" w:type="dxa"/>
+            <w:tcBorders>
+              <w:top w:val="single" w:sz="6" w:space="0" w:color="000000"/>
+              <w:start w:val="single" w:sz="6" w:space="0" w:color="000000"/>
+              <w:bottom w:val="single" w:sz="6" w:space="0" w:color="000000"/>
+              <w:end w:val="single" w:sz="6" w:space="0" w:color="000000"/>
+            </w:tcBorders>
+          </w:tcPr>
+          <w:p>
+            <w:pPr>
+              <w:pStyle w:val="normal2"/>
+              <w:widowControl w:val="false"/>
+              <w:spacing w:lineRule="auto" w:line="288" w:before="40" w:after="40"/>
+              <w:jc w:val="center"/>
+              <w:rPr>
+                <w:rFonts w:ascii="Arial" w:hAnsi="Arial" w:eastAsia="Arial" w:cs="Arial"/>
+                <w:color w:val="000000"/>
+              </w:rPr>
+            </w:pPr>
+            <w:r>
+              <w:rPr>
+                <w:rFonts w:eastAsia="Arial" w:cs="Arial" w:ascii="Arial" w:hAnsi="Arial"/>
+                <w:color w:val="000000"/>
+              </w:rPr>
+            </w:r>
+          </w:p>
+        </w:tc>
+        <w:tc>
+          <w:tcPr>
+            <w:tcW w:w="4625" w:type="dxa"/>
+            <w:tcBorders>
+              <w:top w:val="single" w:sz="6" w:space="0" w:color="000000"/>
+              <w:start w:val="single" w:sz="6" w:space="0" w:color="000000"/>
+              <w:bottom w:val="single" w:sz="6" w:space="0" w:color="000000"/>
+              <w:end w:val="single" w:sz="6" w:space="0" w:color="000000"/>
+            </w:tcBorders>
+          </w:tcPr>
+          <w:p>
+            <w:pPr>
+              <w:pStyle w:val="normal2"/>
+              <w:widowControl w:val="false"/>
+              <w:spacing w:lineRule="auto" w:line="288" w:before="40" w:after="40"/>
+              <w:rPr>
+                <w:rFonts w:ascii="Arial" w:hAnsi="Arial" w:eastAsia="Arial" w:cs="Arial"/>
+                <w:color w:val="000000"/>
+              </w:rPr>
+            </w:pPr>
+            <w:r>
+              <w:rPr>
+                <w:rFonts w:eastAsia="Arial" w:cs="Arial" w:ascii="Arial" w:hAnsi="Arial"/>
+                <w:color w:val="000000"/>
+              </w:rPr>
+            </w:r>
+          </w:p>
+        </w:tc>
+        <w:tc>
+          <w:tcPr>
+            <w:tcW w:w="597" w:type="dxa"/>
+            <w:tcBorders>
+              <w:top w:val="single" w:sz="6" w:space="0" w:color="000000"/>
+              <w:start w:val="single" w:sz="6" w:space="0" w:color="000000"/>
+              <w:bottom w:val="single" w:sz="6" w:space="0" w:color="000000"/>
+              <w:end w:val="single" w:sz="6" w:space="0" w:color="000000"/>
+            </w:tcBorders>
+          </w:tcPr>
+          <w:p>
+            <w:pPr>
+              <w:pStyle w:val="normal2"/>
+              <w:widowControl w:val="false"/>
+              <w:spacing w:lineRule="auto" w:line="288" w:before="40" w:after="40"/>
+              <w:rPr>
+                <w:rFonts w:ascii="Arial" w:hAnsi="Arial" w:eastAsia="Arial" w:cs="Arial"/>
+                <w:color w:val="000000"/>
+              </w:rPr>
+            </w:pPr>
+            <w:r>
+              <w:rPr>
+                <w:rFonts w:eastAsia="Arial" w:cs="Arial" w:ascii="Arial" w:hAnsi="Arial"/>
+                <w:color w:val="000000"/>
+              </w:rPr>
+            </w:r>
+          </w:p>
+        </w:tc>
+        <w:tc>
+          <w:tcPr>
+            <w:tcW w:w="2196" w:type="dxa"/>
+            <w:tcBorders>
+              <w:top w:val="single" w:sz="6" w:space="0" w:color="000000"/>
+              <w:start w:val="single" w:sz="6" w:space="0" w:color="000000"/>
+              <w:bottom w:val="single" w:sz="6" w:space="0" w:color="000000"/>
+              <w:end w:val="single" w:sz="6" w:space="0" w:color="000000"/>
+            </w:tcBorders>
+          </w:tcPr>
+          <w:p>
+            <w:pPr>
+              <w:pStyle w:val="normal2"/>
+              <w:widowControl w:val="false"/>
+              <w:spacing w:lineRule="auto" w:line="288" w:before="40" w:after="40"/>
+              <w:rPr>
+                <w:rFonts w:ascii="Arial" w:hAnsi="Arial" w:eastAsia="Arial" w:cs="Arial"/>
+                <w:color w:val="000000"/>
+              </w:rPr>
+            </w:pPr>
+            <w:r>
+              <w:rPr>
+                <w:rFonts w:eastAsia="Arial" w:cs="Arial" w:ascii="Arial" w:hAnsi="Arial"/>
+                <w:color w:val="000000"/>
+              </w:rPr>
+            </w:r>
+          </w:p>
+        </w:tc>
+      </w:tr>
+    </w:tbl>
+    <w:p>
+      <w:pPr>
+        <w:pStyle w:val="Normal"/>
+        <w:widowControl/>
+        <w:suppressAutoHyphens w:val="true"/>
+        <w:bidi w:val="0"/>
+        <w:spacing w:before="0" w:after="0"/>
+        <w:ind w:hanging="0" w:start="-1440" w:end="0"/>
+        <w:jc w:val="both"/>
+        <w:rPr>
+          <w:rFonts w:ascii="Arial" w:hAnsi="Arial" w:eastAsia="Arial" w:cs="Arial"/>
+          <w:b/>
+          <w:bCs/>
+          <w:i/>
+          <w:iCs/>
+          <w:sz w:val="22"/>
+          <w:szCs w:val="22"/>
+        </w:rPr>
+      </w:pPr>
+      <w:r>
+        <w:rPr>
+          <w:rFonts w:eastAsia="Arial" w:cs="Arial" w:ascii="Arial" w:hAnsi="Arial"/>
+          <w:b/>
+          <w:bCs/>
+          <w:i/>
+          <w:iCs/>
+          <w:sz w:val="22"/>
+          <w:szCs w:val="22"/>
+        </w:rPr>
+      </w:r>
+    </w:p>
+    <w:p>
+      <w:pPr>
+        <w:pStyle w:val="Normal"/>
+        <w:jc w:val="both"/>
+        <w:rPr>
+          <w:rFonts w:ascii="Arial" w:hAnsi="Arial" w:eastAsia="Arial" w:cs="Arial"/>
+          <w:b/>
+          <w:bCs/>
+          <w:i w:val="false"/>
+          <w:iCs w:val="false"/>
+          <w:sz w:val="26"/>
+          <w:szCs w:val="26"/>
+          <w:vertAlign w:val="subscript"/>
+        </w:rPr>
+      </w:pPr>
+      <w:r>
+        <w:rPr>
+          <w:rFonts w:eastAsia="Arial" w:cs="Arial" w:ascii="Arial" w:hAnsi="Arial"/>
+          <w:b/>
+          <w:bCs/>
+          <w:i w:val="false"/>
+          <w:iCs w:val="false"/>
+          <w:sz w:val="26"/>
+          <w:szCs w:val="26"/>
+          <w:vertAlign w:val="subscript"/>
+        </w:rPr>
+        <w:t xml:space="preserve"> </w:t>
+      </w:r>
+    </w:p>
+    <w:p>
+      <w:pPr>
+        <w:pStyle w:val="Normal"/>
+        <w:jc w:val="both"/>
+        <w:rPr>
+          <w:rFonts w:ascii="Arial" w:hAnsi="Arial" w:eastAsia="Arial" w:cs="Arial"/>
+          <w:b/>
+          <w:bCs/>
+          <w:i w:val="false"/>
+          <w:iCs w:val="false"/>
+          <w:sz w:val="26"/>
+          <w:szCs w:val="26"/>
+          <w:vertAlign w:val="subscript"/>
+        </w:rPr>
+      </w:pPr>
+      <w:r>
+        <w:rPr>
+          <w:rFonts w:eastAsia="Arial" w:cs="Arial" w:ascii="Arial" w:hAnsi="Arial"/>
+          <w:b/>
+          <w:bCs/>
+          <w:i w:val="false"/>
+          <w:iCs w:val="false"/>
+          <w:sz w:val="26"/>
+          <w:szCs w:val="26"/>
+          <w:vertAlign w:val="subscript"/>
+        </w:rPr>
+      </w:r>
+    </w:p>
+    <w:p>
+      <w:pPr>
+        <w:pStyle w:val="Title"/>
+        <w:spacing w:before="240" w:after="60"/>
+        <w:rPr>
+          <w:rFonts w:ascii="Arial" w:hAnsi="Arial" w:eastAsia="Arial" w:cs="Arial"/>
+          <w:b w:val="false"/>
+          <w:bCs w:val="false"/>
+          <w:i/>
+          <w:iCs/>
+          <w:sz w:val="32"/>
+          <w:szCs w:val="32"/>
+        </w:rPr>
+      </w:pPr>
+      <w:r>
+        <w:rPr>
+          <w:b w:val="false"/>
+          <w:bCs w:val="false"/>
+          <w:i/>
+          <w:iCs/>
+          <w:sz w:val="32"/>
+          <w:szCs w:val="32"/>
+        </w:rPr>
+      </w:r>
+    </w:p>
+    <w:p>
+      <w:pPr>
+        <w:pStyle w:val="Title"/>
+        <w:spacing w:before="240" w:after="60"/>
+        <w:rPr>
+          <w:rFonts w:ascii="Arial" w:hAnsi="Arial" w:eastAsia="Arial" w:cs="Arial"/>
+          <w:b w:val="false"/>
+          <w:bCs w:val="false"/>
+          <w:i/>
+          <w:iCs/>
+          <w:sz w:val="32"/>
+          <w:szCs w:val="32"/>
+        </w:rPr>
+      </w:pPr>
+      <w:r>
+        <w:rPr>
+          <w:b w:val="false"/>
+          <w:bCs w:val="false"/>
+          <w:i/>
+          <w:iCs/>
+          <w:sz w:val="32"/>
+          <w:szCs w:val="32"/>
+        </w:rPr>
+      </w:r>
+    </w:p>
+    <w:p>
+      <w:pPr>
+        <w:pStyle w:val="Title"/>
+        <w:spacing w:before="240" w:after="60"/>
+        <w:rPr>
+          <w:rFonts w:ascii="Arial" w:hAnsi="Arial" w:eastAsia="Arial" w:cs="Arial"/>
+          <w:b w:val="false"/>
+          <w:bCs w:val="false"/>
+          <w:i/>
+          <w:iCs/>
+          <w:sz w:val="32"/>
+          <w:szCs w:val="32"/>
+        </w:rPr>
+      </w:pPr>
+      <w:r>
+        <w:rPr>
+          <w:b w:val="false"/>
+          <w:bCs w:val="false"/>
+          <w:i/>
+          <w:iCs/>
+          <w:sz w:val="32"/>
+          <w:szCs w:val="32"/>
+        </w:rPr>
+      </w:r>
+    </w:p>
+    <w:p>
+      <w:pPr>
+        <w:pStyle w:val="Title"/>
+        <w:spacing w:before="240" w:after="60"/>
+        <w:rPr>
+          <w:rFonts w:ascii="Arial" w:hAnsi="Arial" w:eastAsia="Arial" w:cs="Arial"/>
+          <w:b w:val="false"/>
+          <w:bCs w:val="false"/>
+          <w:i/>
+          <w:iCs/>
+          <w:sz w:val="32"/>
+          <w:szCs w:val="32"/>
+        </w:rPr>
+      </w:pPr>
+      <w:r>
+        <w:rPr>
+          <w:b w:val="false"/>
+          <w:bCs w:val="false"/>
+          <w:i/>
+          <w:iCs/>
+          <w:sz w:val="32"/>
+          <w:szCs w:val="32"/>
+        </w:rPr>
+      </w:r>
+    </w:p>
+    <w:p>
+      <w:pPr>
+        <w:pStyle w:val="Title"/>
+        <w:spacing w:before="240" w:after="60"/>
+        <w:rPr>
+          <w:rFonts w:ascii="Arial" w:hAnsi="Arial" w:eastAsia="Arial" w:cs="Arial"/>
+          <w:b w:val="false"/>
+          <w:bCs w:val="false"/>
+          <w:i/>
+          <w:iCs/>
+          <w:sz w:val="32"/>
+          <w:szCs w:val="32"/>
+        </w:rPr>
+      </w:pPr>
+      <w:r>
+        <w:rPr>
+          <w:b w:val="false"/>
+          <w:bCs w:val="false"/>
+          <w:i/>
+          <w:iCs/>
+          <w:sz w:val="32"/>
+          <w:szCs w:val="32"/>
+        </w:rPr>
+      </w:r>
+    </w:p>
+    <w:p>
+      <w:pPr>
+        <w:pStyle w:val="Title"/>
+        <w:spacing w:before="240" w:after="60"/>
+        <w:rPr>
+          <w:rFonts w:ascii="Arial" w:hAnsi="Arial" w:eastAsia="Arial" w:cs="Arial"/>
+          <w:b w:val="false"/>
+          <w:bCs w:val="false"/>
+          <w:i/>
+          <w:iCs/>
+          <w:sz w:val="32"/>
+          <w:szCs w:val="32"/>
+        </w:rPr>
+      </w:pPr>
+      <w:r>
+        <w:rPr>
+          <w:b w:val="false"/>
+          <w:bCs w:val="false"/>
+          <w:i/>
+          <w:iCs/>
+          <w:sz w:val="32"/>
+          <w:szCs w:val="32"/>
+        </w:rPr>
+      </w:r>
+    </w:p>
+    <w:p>
+      <w:pPr>
+        <w:pStyle w:val="Title"/>
+        <w:spacing w:before="240" w:after="60"/>
+        <w:rPr>
+          <w:rFonts w:ascii="Arial" w:hAnsi="Arial" w:eastAsia="Arial" w:cs="Arial"/>
+          <w:b w:val="false"/>
+          <w:bCs w:val="false"/>
+          <w:i/>
+          <w:iCs/>
+          <w:sz w:val="32"/>
+          <w:szCs w:val="32"/>
+        </w:rPr>
+      </w:pPr>
+      <w:r>
+        <w:rPr>
+          <w:b w:val="false"/>
+          <w:bCs w:val="false"/>
+          <w:i/>
+          <w:iCs/>
+          <w:sz w:val="32"/>
+          <w:szCs w:val="32"/>
+        </w:rPr>
+      </w:r>
+    </w:p>
+    <w:p>
+      <w:pPr>
+        <w:pStyle w:val="Title"/>
+        <w:spacing w:before="240" w:after="60"/>
+        <w:rPr>
+          <w:rFonts w:ascii="Arial" w:hAnsi="Arial" w:eastAsia="Arial" w:cs="Arial"/>
+          <w:b w:val="false"/>
+          <w:bCs w:val="false"/>
+          <w:i/>
+          <w:iCs/>
+          <w:sz w:val="32"/>
+          <w:szCs w:val="32"/>
+        </w:rPr>
+      </w:pPr>
+      <w:r>
+        <w:rPr>
+          <w:b w:val="false"/>
+          <w:bCs w:val="false"/>
+          <w:i/>
+          <w:iCs/>
+          <w:sz w:val="32"/>
+          <w:szCs w:val="32"/>
+        </w:rPr>
+      </w:r>
+    </w:p>
+    <w:p>
+      <w:pPr>
+        <w:pStyle w:val="Title"/>
+        <w:spacing w:before="240" w:after="60"/>
+        <w:rPr>
+          <w:rFonts w:ascii="Arial" w:hAnsi="Arial" w:eastAsia="Arial" w:cs="Arial"/>
+          <w:b w:val="false"/>
+          <w:bCs w:val="false"/>
+          <w:i/>
+          <w:iCs/>
+          <w:sz w:val="32"/>
+          <w:szCs w:val="32"/>
+        </w:rPr>
+      </w:pPr>
+      <w:r>
+        <w:rPr>
+          <w:b w:val="false"/>
+          <w:bCs w:val="false"/>
+          <w:i/>
+          <w:iCs/>
+          <w:sz w:val="32"/>
+          <w:szCs w:val="32"/>
+        </w:rPr>
+      </w:r>
+    </w:p>
+    <w:p>
+      <w:pPr>
+        <w:pStyle w:val="Title"/>
+        <w:spacing w:before="240" w:after="60"/>
+        <w:rPr>
+          <w:rFonts w:ascii="Arial" w:hAnsi="Arial" w:eastAsia="Arial" w:cs="Arial"/>
+          <w:b w:val="false"/>
+          <w:bCs w:val="false"/>
+          <w:i/>
+          <w:iCs/>
+          <w:sz w:val="32"/>
+          <w:szCs w:val="32"/>
+        </w:rPr>
+      </w:pPr>
+      <w:r>
+        <w:rPr>
+          <w:b w:val="false"/>
+          <w:bCs w:val="false"/>
+          <w:i/>
+          <w:iCs/>
+          <w:sz w:val="32"/>
+          <w:szCs w:val="32"/>
+        </w:rPr>
+      </w:r>
+    </w:p>
+    <w:p>
+      <w:pPr>
+        <w:pStyle w:val="Title"/>
+        <w:spacing w:before="240" w:after="60"/>
+        <w:rPr>
+          <w:rFonts w:ascii="Arial" w:hAnsi="Arial" w:eastAsia="Arial" w:cs="Arial"/>
+          <w:b w:val="false"/>
+          <w:bCs w:val="false"/>
+          <w:i/>
+          <w:iCs/>
+          <w:sz w:val="32"/>
+          <w:szCs w:val="32"/>
+        </w:rPr>
+      </w:pPr>
+      <w:r>
+        <w:rPr>
+          <w:b w:val="false"/>
+          <w:bCs w:val="false"/>
+          <w:i/>
+          <w:iCs/>
+          <w:sz w:val="32"/>
+          <w:szCs w:val="32"/>
+        </w:rPr>
+      </w:r>
+    </w:p>
+    <w:p>
+      <w:pPr>
+        <w:pStyle w:val="Title"/>
+        <w:spacing w:before="240" w:after="60"/>
+        <w:rPr>
+          <w:rFonts w:ascii="Arial" w:hAnsi="Arial" w:eastAsia="Arial" w:cs="Arial"/>
+          <w:b w:val="false"/>
+          <w:bCs w:val="false"/>
+          <w:i/>
+          <w:iCs/>
+          <w:sz w:val="32"/>
+          <w:szCs w:val="32"/>
+        </w:rPr>
+      </w:pPr>
+      <w:r>
+        <w:rPr>
+          <w:b w:val="false"/>
+          <w:bCs w:val="false"/>
+          <w:i/>
+          <w:iCs/>
+          <w:sz w:val="32"/>
+          <w:szCs w:val="32"/>
+        </w:rPr>
+      </w:r>
+    </w:p>
+    <w:p>
+      <w:pPr>
+        <w:pStyle w:val="Title"/>
+        <w:spacing w:before="240" w:after="60"/>
+        <w:rPr>
+          <w:rFonts w:ascii="Arial" w:hAnsi="Arial" w:eastAsia="Arial" w:cs="Arial"/>
+          <w:b w:val="false"/>
+          <w:bCs w:val="false"/>
+          <w:i/>
+          <w:iCs/>
+          <w:sz w:val="32"/>
+          <w:szCs w:val="32"/>
+        </w:rPr>
+      </w:pPr>
+      <w:r>
+        <w:rPr>
+          <w:b w:val="false"/>
+          <w:bCs w:val="false"/>
+          <w:i/>
+          <w:iCs/>
+          <w:sz w:val="32"/>
+          <w:szCs w:val="32"/>
+        </w:rPr>
+      </w:r>
+    </w:p>
+    <w:p>
+      <w:pPr>
+        <w:pStyle w:val="Title"/>
+        <w:spacing w:before="240" w:after="60"/>
+        <w:rPr>
+          <w:rFonts w:ascii="Arial" w:hAnsi="Arial" w:eastAsia="Arial" w:cs="Arial"/>
+          <w:b w:val="false"/>
+          <w:bCs w:val="false"/>
+          <w:i/>
+          <w:iCs/>
+          <w:sz w:val="32"/>
+          <w:szCs w:val="32"/>
+        </w:rPr>
+      </w:pPr>
+      <w:r>
+        <w:rPr>
+          <w:b w:val="false"/>
+          <w:bCs w:val="false"/>
+          <w:i/>
+          <w:iCs/>
+          <w:sz w:val="32"/>
+          <w:szCs w:val="32"/>
+        </w:rPr>
+      </w:r>
+    </w:p>
+    <w:p>
+      <w:pPr>
+        <w:pStyle w:val="Title"/>
+        <w:spacing w:before="240" w:after="60"/>
+        <w:rPr>
+          <w:rFonts w:ascii="Arial" w:hAnsi="Arial" w:eastAsia="Arial" w:cs="Arial"/>
+          <w:b w:val="false"/>
+          <w:bCs w:val="false"/>
+          <w:i/>
+          <w:iCs/>
+          <w:sz w:val="32"/>
+          <w:szCs w:val="32"/>
+        </w:rPr>
+      </w:pPr>
+      <w:r>
+        <w:rPr>
+          <w:b w:val="false"/>
+          <w:bCs w:val="false"/>
+          <w:i/>
+          <w:iCs/>
+          <w:sz w:val="32"/>
+          <w:szCs w:val="32"/>
+        </w:rPr>
+      </w:r>
+    </w:p>
+    <w:p>
+      <w:pPr>
+        <w:pStyle w:val="Title"/>
+        <w:spacing w:before="240" w:after="60"/>
+        <w:rPr>
+          <w:rFonts w:ascii="Arial" w:hAnsi="Arial" w:eastAsia="Arial" w:cs="Arial"/>
+          <w:b w:val="false"/>
+          <w:bCs w:val="false"/>
+          <w:i/>
+          <w:iCs/>
+          <w:sz w:val="32"/>
+          <w:szCs w:val="32"/>
+        </w:rPr>
+      </w:pPr>
+      <w:r>
+        <w:rPr>
+          <w:b w:val="false"/>
+          <w:bCs w:val="false"/>
+          <w:i/>
+          <w:iCs/>
+          <w:sz w:val="32"/>
+          <w:szCs w:val="32"/>
+        </w:rPr>
+      </w:r>
+    </w:p>
+    <w:p>
+      <w:pPr>
+        <w:pStyle w:val="Title"/>
+        <w:spacing w:before="240" w:after="60"/>
+        <w:rPr>
+          <w:rFonts w:ascii="Arial" w:hAnsi="Arial" w:eastAsia="Arial" w:cs="Arial"/>
+          <w:b w:val="false"/>
+          <w:bCs w:val="false"/>
+          <w:i/>
+          <w:iCs/>
+          <w:sz w:val="32"/>
+          <w:szCs w:val="32"/>
+        </w:rPr>
+      </w:pPr>
+      <w:r>
+        <w:rPr>
+          <w:b w:val="false"/>
+          <w:bCs w:val="false"/>
+          <w:i/>
+          <w:iCs/>
+          <w:sz w:val="32"/>
+          <w:szCs w:val="32"/>
+        </w:rPr>
+      </w:r>
+    </w:p>
+    <w:p>
+      <w:pPr>
+        <w:pStyle w:val="Title"/>
+        <w:spacing w:before="240" w:after="60"/>
+        <w:rPr>
+          <w:rFonts w:ascii="Arial" w:hAnsi="Arial" w:eastAsia="Arial" w:cs="Arial"/>
+          <w:b w:val="false"/>
+          <w:bCs w:val="false"/>
+          <w:i/>
+          <w:iCs/>
+          <w:sz w:val="32"/>
+          <w:szCs w:val="32"/>
+        </w:rPr>
+      </w:pPr>
+      <w:r>
+        <w:rPr>
+          <w:b w:val="false"/>
+          <w:bCs w:val="false"/>
+          <w:i/>
+          <w:iCs/>
+          <w:sz w:val="32"/>
+          <w:szCs w:val="32"/>
+        </w:rPr>
+      </w:r>
+    </w:p>
+    <w:p>
+      <w:pPr>
+        <w:pStyle w:val="Title"/>
+        <w:spacing w:before="240" w:after="60"/>
+        <w:rPr>
+          <w:rFonts w:ascii="Arial" w:hAnsi="Arial" w:eastAsia="Arial" w:cs="Arial"/>
+          <w:b w:val="false"/>
+          <w:bCs w:val="false"/>
+          <w:i/>
+          <w:iCs/>
+          <w:sz w:val="32"/>
+          <w:szCs w:val="32"/>
+        </w:rPr>
+      </w:pPr>
+      <w:r>
+        <w:rPr>
+          <w:b w:val="false"/>
+          <w:bCs w:val="false"/>
+          <w:i/>
+          <w:iCs/>
+          <w:sz w:val="32"/>
+          <w:szCs w:val="32"/>
+        </w:rPr>
+      </w:r>
+    </w:p>
+    <w:p>
+      <w:pPr>
+        <w:pStyle w:val="Title"/>
+        <w:spacing w:before="240" w:after="60"/>
+        <w:rPr>
+          <w:rFonts w:ascii="Arial" w:hAnsi="Arial" w:eastAsia="Arial" w:cs="Arial"/>
+          <w:b w:val="false"/>
+          <w:bCs w:val="false"/>
+          <w:i/>
+          <w:iCs/>
+          <w:sz w:val="32"/>
+          <w:szCs w:val="32"/>
+        </w:rPr>
+      </w:pPr>
+      <w:r>
+        <w:rPr>
+          <w:b w:val="false"/>
+          <w:bCs w:val="false"/>
+          <w:i/>
+          <w:iCs/>
+          <w:sz w:val="32"/>
+          <w:szCs w:val="32"/>
+        </w:rPr>
+      </w:r>
+    </w:p>
+    <w:p>
+      <w:pPr>
+        <w:pStyle w:val="Title"/>
+        <w:spacing w:before="240" w:after="60"/>
+        <w:rPr>
+          <w:rFonts w:ascii="Arial" w:hAnsi="Arial" w:eastAsia="Arial" w:cs="Arial"/>
+          <w:b w:val="false"/>
+          <w:bCs w:val="false"/>
+          <w:i/>
+          <w:iCs/>
+          <w:sz w:val="32"/>
+          <w:szCs w:val="32"/>
+        </w:rPr>
+      </w:pPr>
+      <w:r>
+        <w:rPr>
+          <w:b w:val="false"/>
+          <w:bCs w:val="false"/>
+          <w:i/>
+          <w:iCs/>
+          <w:sz w:val="32"/>
+          <w:szCs w:val="32"/>
+        </w:rPr>
+      </w:r>
+    </w:p>
+    <w:p>
+      <w:pPr>
+        <w:pStyle w:val="Title"/>
+        <w:spacing w:before="240" w:after="60"/>
+        <w:rPr>
+          <w:rFonts w:ascii="Arial" w:hAnsi="Arial" w:eastAsia="Arial" w:cs="Arial"/>
+          <w:b w:val="false"/>
+          <w:bCs w:val="false"/>
+          <w:i/>
+          <w:iCs/>
+          <w:sz w:val="32"/>
+          <w:szCs w:val="32"/>
+        </w:rPr>
+      </w:pPr>
+      <w:r>
+        <w:rPr>
+          <w:b w:val="false"/>
+          <w:bCs w:val="false"/>
+          <w:i/>
+          <w:iCs/>
+          <w:sz w:val="32"/>
+          <w:szCs w:val="32"/>
+        </w:rPr>
+        <w:t xml:space="preserve">Matriz de evaluacion de </w:t>
+      </w:r>
+      <w:r>
+        <w:rPr>
+          <w:b w:val="false"/>
+          <w:bCs w:val="false"/>
+          <w:i/>
+          <w:iCs/>
+          <w:sz w:val="32"/>
+          <w:szCs w:val="32"/>
+        </w:rPr>
+        <w:t>infraestructura en cloud</w:t>
+      </w:r>
+    </w:p>
+    <w:p>
+      <w:pPr>
+        <w:pStyle w:val="Normal"/>
+        <w:spacing w:before="240" w:after="60"/>
+        <w:rPr>
+          <w:rFonts w:ascii="Arial" w:hAnsi="Arial" w:eastAsia="Arial" w:cs="Arial"/>
+          <w:b w:val="false"/>
+          <w:bCs w:val="false"/>
+          <w:i/>
+          <w:iCs/>
+          <w:sz w:val="32"/>
+          <w:szCs w:val="32"/>
+        </w:rPr>
+      </w:pPr>
+      <w:r>
+        <w:rPr>
+          <w:b w:val="false"/>
+          <w:bCs w:val="false"/>
+          <w:i/>
+          <w:iCs/>
+          <w:sz w:val="32"/>
+          <w:szCs w:val="32"/>
+        </w:rPr>
+      </w:r>
+    </w:p>
+    <w:p>
+      <w:pPr>
+        <w:pStyle w:val="Normal"/>
+        <w:spacing w:before="240" w:after="60"/>
+        <w:rPr>
+          <w:rFonts w:ascii="Arial" w:hAnsi="Arial" w:eastAsia="Arial" w:cs="Arial"/>
+          <w:b w:val="false"/>
+          <w:bCs w:val="false"/>
+          <w:i/>
+          <w:iCs/>
+          <w:sz w:val="32"/>
+          <w:szCs w:val="32"/>
+        </w:rPr>
+      </w:pPr>
+      <w:r>
+        <w:rPr>
+          <w:b w:val="false"/>
+          <w:bCs w:val="false"/>
+          <w:i/>
+          <w:iCs/>
+          <w:sz w:val="32"/>
+          <w:szCs w:val="32"/>
+        </w:rPr>
+      </w:r>
+    </w:p>
+    <w:p>
+      <w:pPr>
+        <w:pStyle w:val="Normal"/>
+        <w:spacing w:before="240" w:after="60"/>
+        <w:rPr>
+          <w:rFonts w:ascii="Arial" w:hAnsi="Arial" w:eastAsia="Arial" w:cs="Arial"/>
+          <w:b w:val="false"/>
+          <w:bCs w:val="false"/>
+          <w:i/>
+          <w:iCs/>
+          <w:sz w:val="32"/>
+          <w:szCs w:val="32"/>
+        </w:rPr>
+      </w:pPr>
+      <w:r>
+        <w:rPr>
+          <w:b w:val="false"/>
+          <w:bCs w:val="false"/>
+          <w:i/>
+          <w:iCs/>
+          <w:sz w:val="32"/>
+          <w:szCs w:val="32"/>
+        </w:rPr>
+      </w:r>
+    </w:p>
+    <w:p>
+      <w:pPr>
+        <w:pStyle w:val="Normal"/>
+        <w:spacing w:before="240" w:after="60"/>
+        <w:rPr>
+          <w:rFonts w:ascii="Arial" w:hAnsi="Arial" w:eastAsia="Arial" w:cs="Arial"/>
+          <w:b w:val="false"/>
+          <w:bCs w:val="false"/>
+          <w:i/>
+          <w:iCs/>
+          <w:sz w:val="32"/>
+          <w:szCs w:val="32"/>
+        </w:rPr>
+      </w:pPr>
+      <w:r>
+        <w:rPr>
+          <w:b w:val="false"/>
+          <w:bCs w:val="false"/>
+          <w:i/>
+          <w:iCs/>
+          <w:sz w:val="32"/>
+          <w:szCs w:val="32"/>
+        </w:rPr>
+      </w:r>
+    </w:p>
+    <w:p>
+      <w:pPr>
+        <w:pStyle w:val="Normal"/>
+        <w:spacing w:before="240" w:after="60"/>
+        <w:rPr>
+          <w:rFonts w:ascii="Arial" w:hAnsi="Arial" w:eastAsia="Arial" w:cs="Arial"/>
+          <w:b w:val="false"/>
+          <w:bCs w:val="false"/>
+          <w:i/>
+          <w:iCs/>
+          <w:sz w:val="32"/>
+          <w:szCs w:val="32"/>
+        </w:rPr>
+      </w:pPr>
+      <w:r>
+        <w:rPr>
+          <w:b w:val="false"/>
+          <w:bCs w:val="false"/>
+          <w:i/>
+          <w:iCs/>
+          <w:sz w:val="32"/>
+          <w:szCs w:val="32"/>
+        </w:rPr>
+        <w:drawing>
+          <wp:anchor distT="0" distB="0" distL="0" distR="0" simplePos="0" relativeHeight="3" behindDoc="0" locked="0" layoutInCell="0" allowOverlap="1">
+            <wp:simplePos x="0" y="0"/>
+            <wp:positionH relativeFrom="column">
+              <wp:posOffset>-914400</wp:posOffset>
+            </wp:positionH>
+            <wp:positionV relativeFrom="paragraph">
+              <wp:posOffset>111125</wp:posOffset>
+            </wp:positionV>
+            <wp:extent cx="7560310" cy="4508500"/>
+            <wp:effectExtent l="0" t="0" r="0" b="0"/>
+            <wp:wrapSquare wrapText="largest"/>
+            <wp:docPr id="5" name="Image2"/>
+            <wp:cNvGraphicFramePr>
+              <a:graphicFrameLocks xmlns:a="http://schemas.openxmlformats.org/drawingml/2006/main" noChangeAspect="1"/>
+            </wp:cNvGraphicFramePr>
+            <a:graphic xmlns:a="http://schemas.openxmlformats.org/drawingml/2006/main">
+              <a:graphicData uri="http://schemas.openxmlformats.org/drawingml/2006/picture">
+                <pic:pic xmlns:pic="http://schemas.openxmlformats.org/drawingml/2006/picture">
+                  <pic:nvPicPr>
+                    <pic:cNvPr id="5" name="Image2"/>
+                    <pic:cNvPicPr>
+                      <a:picLocks noChangeAspect="1" noChangeArrowheads="1"/>
+                    </pic:cNvPicPr>
+                  </pic:nvPicPr>
+                  <pic:blipFill>
+                    <a:blip r:embed="rId6"/>
+                    <a:stretch>
+                      <a:fillRect/>
+                    </a:stretch>
+                  </pic:blipFill>
+                  <pic:spPr bwMode="auto">
+                    <a:xfrm rot="16200000">
+                      <a:off x="0" y="0"/>
+                      <a:ext cx="7560310" cy="4508500"/>
+                    </a:xfrm>
+                    <a:prstGeom prst="rect">
+                      <a:avLst/>
+                    </a:prstGeom>
+                    <a:noFill/>
+                  </pic:spPr>
+                </pic:pic>
+              </a:graphicData>
+            </a:graphic>
+          </wp:anchor>
+        </w:drawing>
+      </w:r>
+    </w:p>
+    <w:p>
+      <w:pPr>
+        <w:pStyle w:val="Normal"/>
+        <w:spacing w:before="240" w:after="60"/>
+        <w:rPr>
+          <w:rFonts w:ascii="Arial" w:hAnsi="Arial" w:eastAsia="Arial" w:cs="Arial"/>
+          <w:b w:val="false"/>
+          <w:bCs w:val="false"/>
+          <w:i/>
+          <w:iCs/>
+          <w:sz w:val="32"/>
+          <w:szCs w:val="32"/>
+        </w:rPr>
+      </w:pPr>
+      <w:r>
+        <w:rPr>
+          <w:b w:val="false"/>
+          <w:bCs w:val="false"/>
+          <w:i/>
+          <w:iCs/>
+          <w:sz w:val="32"/>
+          <w:szCs w:val="32"/>
+        </w:rPr>
+      </w:r>
+    </w:p>
+    <w:p>
+      <w:pPr>
+        <w:pStyle w:val="Normal"/>
+        <w:spacing w:before="240" w:after="60"/>
+        <w:rPr>
+          <w:rFonts w:ascii="Arial" w:hAnsi="Arial" w:eastAsia="Arial" w:cs="Arial"/>
+          <w:b w:val="false"/>
+          <w:bCs w:val="false"/>
+          <w:i/>
+          <w:iCs/>
+          <w:sz w:val="32"/>
+          <w:szCs w:val="32"/>
+        </w:rPr>
+      </w:pPr>
+      <w:r>
+        <w:rPr>
+          <w:b w:val="false"/>
+          <w:bCs w:val="false"/>
+          <w:i/>
+          <w:iCs/>
+          <w:sz w:val="32"/>
+          <w:szCs w:val="32"/>
+        </w:rPr>
+      </w:r>
+    </w:p>
+    <w:p>
+      <w:pPr>
+        <w:pStyle w:val="Normal"/>
+        <w:spacing w:before="240" w:after="60"/>
+        <w:rPr>
+          <w:rFonts w:ascii="Arial" w:hAnsi="Arial" w:eastAsia="Arial" w:cs="Arial"/>
+          <w:b w:val="false"/>
+          <w:bCs w:val="false"/>
+          <w:i/>
+          <w:iCs/>
+          <w:sz w:val="32"/>
+          <w:szCs w:val="32"/>
+        </w:rPr>
+      </w:pPr>
+      <w:r>
+        <w:rPr>
+          <w:b w:val="false"/>
+          <w:bCs w:val="false"/>
+          <w:i/>
+          <w:iCs/>
+          <w:sz w:val="32"/>
+          <w:szCs w:val="32"/>
+        </w:rPr>
+      </w:r>
+    </w:p>
+    <w:p>
+      <w:pPr>
+        <w:pStyle w:val="Normal"/>
+        <w:spacing w:before="240" w:after="60"/>
+        <w:rPr>
+          <w:rFonts w:ascii="Arial" w:hAnsi="Arial" w:eastAsia="Arial" w:cs="Arial"/>
+          <w:b w:val="false"/>
+          <w:bCs w:val="false"/>
+          <w:i/>
+          <w:iCs/>
+          <w:sz w:val="32"/>
+          <w:szCs w:val="32"/>
+        </w:rPr>
+      </w:pPr>
+      <w:r>
+        <w:rPr>
+          <w:b w:val="false"/>
+          <w:bCs w:val="false"/>
+          <w:i/>
+          <w:iCs/>
+          <w:sz w:val="32"/>
+          <w:szCs w:val="32"/>
+        </w:rPr>
+      </w:r>
+    </w:p>
+    <w:p>
+      <w:pPr>
+        <w:pStyle w:val="Normal"/>
+        <w:spacing w:before="240" w:after="60"/>
+        <w:rPr>
+          <w:rFonts w:ascii="Arial" w:hAnsi="Arial" w:eastAsia="Arial" w:cs="Arial"/>
+          <w:b w:val="false"/>
+          <w:bCs w:val="false"/>
+          <w:i/>
+          <w:iCs/>
+          <w:sz w:val="32"/>
+          <w:szCs w:val="32"/>
+        </w:rPr>
+      </w:pPr>
+      <w:r>
+        <w:rPr>
+          <w:b w:val="false"/>
+          <w:bCs w:val="false"/>
+          <w:i/>
+          <w:iCs/>
+          <w:sz w:val="32"/>
+          <w:szCs w:val="32"/>
+        </w:rPr>
+      </w:r>
+    </w:p>
+    <w:p>
+      <w:pPr>
+        <w:pStyle w:val="Normal"/>
+        <w:spacing w:before="240" w:after="60"/>
+        <w:rPr>
+          <w:rFonts w:ascii="Arial" w:hAnsi="Arial" w:eastAsia="Arial" w:cs="Arial"/>
+          <w:b w:val="false"/>
+          <w:bCs w:val="false"/>
+          <w:i/>
+          <w:iCs/>
+          <w:sz w:val="32"/>
+          <w:szCs w:val="32"/>
+        </w:rPr>
+      </w:pPr>
+      <w:r>
+        <w:rPr>
+          <w:b w:val="false"/>
+          <w:bCs w:val="false"/>
+          <w:i/>
+          <w:iCs/>
+          <w:sz w:val="32"/>
+          <w:szCs w:val="32"/>
+        </w:rPr>
+      </w:r>
+    </w:p>
+    <w:p>
+      <w:pPr>
+        <w:pStyle w:val="Normal"/>
+        <w:spacing w:before="240" w:after="60"/>
+        <w:rPr>
+          <w:rFonts w:ascii="Arial" w:hAnsi="Arial" w:eastAsia="Arial" w:cs="Arial"/>
+          <w:b w:val="false"/>
+          <w:bCs w:val="false"/>
+          <w:i/>
+          <w:iCs/>
+          <w:sz w:val="32"/>
+          <w:szCs w:val="32"/>
+        </w:rPr>
+      </w:pPr>
+      <w:r>
+        <w:rPr>
+          <w:b w:val="false"/>
+          <w:bCs w:val="false"/>
+          <w:i/>
+          <w:iCs/>
+          <w:sz w:val="32"/>
+          <w:szCs w:val="32"/>
+        </w:rPr>
+      </w:r>
+    </w:p>
+    <w:p>
+      <w:pPr>
+        <w:pStyle w:val="Normal"/>
+        <w:spacing w:before="240" w:after="60"/>
+        <w:rPr>
+          <w:rFonts w:ascii="Arial" w:hAnsi="Arial" w:eastAsia="Arial" w:cs="Arial"/>
+          <w:b w:val="false"/>
+          <w:bCs w:val="false"/>
+          <w:i/>
+          <w:iCs/>
+          <w:sz w:val="32"/>
+          <w:szCs w:val="32"/>
+        </w:rPr>
+      </w:pPr>
+      <w:r>
+        <w:rPr>
+          <w:b w:val="false"/>
+          <w:bCs w:val="false"/>
+          <w:i/>
+          <w:iCs/>
+          <w:sz w:val="32"/>
+          <w:szCs w:val="32"/>
+        </w:rPr>
+      </w:r>
+    </w:p>
+    <w:p>
+      <w:pPr>
+        <w:pStyle w:val="Normal"/>
+        <w:spacing w:before="240" w:after="60"/>
+        <w:rPr>
+          <w:rFonts w:ascii="Arial" w:hAnsi="Arial" w:eastAsia="Arial" w:cs="Arial"/>
+          <w:b w:val="false"/>
+          <w:bCs w:val="false"/>
+          <w:i/>
+          <w:iCs/>
+          <w:sz w:val="32"/>
+          <w:szCs w:val="32"/>
+        </w:rPr>
+      </w:pPr>
+      <w:r>
+        <w:rPr>
+          <w:b w:val="false"/>
+          <w:bCs w:val="false"/>
+          <w:i/>
+          <w:iCs/>
+          <w:sz w:val="32"/>
+          <w:szCs w:val="32"/>
+        </w:rPr>
+      </w:r>
+    </w:p>
+    <w:p>
+      <w:pPr>
+        <w:pStyle w:val="Normal"/>
+        <w:spacing w:before="240" w:after="60"/>
+        <w:rPr>
+          <w:rFonts w:ascii="Arial" w:hAnsi="Arial" w:eastAsia="Arial" w:cs="Arial"/>
+          <w:b w:val="false"/>
+          <w:bCs w:val="false"/>
+          <w:i/>
+          <w:iCs/>
+          <w:sz w:val="32"/>
+          <w:szCs w:val="32"/>
+        </w:rPr>
+      </w:pPr>
+      <w:r>
+        <w:rPr>
+          <w:b w:val="false"/>
+          <w:bCs w:val="false"/>
+          <w:i/>
+          <w:iCs/>
+          <w:sz w:val="32"/>
+          <w:szCs w:val="32"/>
+        </w:rPr>
+      </w:r>
+    </w:p>
+    <w:p>
+      <w:pPr>
+        <w:pStyle w:val="Normal"/>
+        <w:spacing w:before="240" w:after="60"/>
+        <w:rPr>
+          <w:rFonts w:ascii="Arial" w:hAnsi="Arial" w:eastAsia="Arial" w:cs="Arial"/>
+          <w:b w:val="false"/>
+          <w:bCs w:val="false"/>
+          <w:i/>
+          <w:iCs/>
+          <w:sz w:val="32"/>
+          <w:szCs w:val="32"/>
+        </w:rPr>
+      </w:pPr>
+      <w:r>
+        <w:rPr>
+          <w:b w:val="false"/>
+          <w:bCs w:val="false"/>
+          <w:i/>
+          <w:iCs/>
+          <w:sz w:val="32"/>
+          <w:szCs w:val="32"/>
+        </w:rPr>
+      </w:r>
+    </w:p>
+    <w:p>
+      <w:pPr>
+        <w:pStyle w:val="Normal"/>
+        <w:spacing w:before="240" w:after="60"/>
+        <w:rPr>
+          <w:rFonts w:ascii="Arial" w:hAnsi="Arial" w:eastAsia="Arial" w:cs="Arial"/>
+          <w:b w:val="false"/>
+          <w:bCs w:val="false"/>
+          <w:i/>
+          <w:iCs/>
+          <w:sz w:val="32"/>
+          <w:szCs w:val="32"/>
+        </w:rPr>
+      </w:pPr>
+      <w:r>
+        <w:rPr>
+          <w:b w:val="false"/>
+          <w:bCs w:val="false"/>
+          <w:i/>
+          <w:iCs/>
+          <w:sz w:val="32"/>
+          <w:szCs w:val="32"/>
+        </w:rPr>
+      </w:r>
+    </w:p>
+    <w:p>
+      <w:pPr>
+        <w:pStyle w:val="Normal"/>
+        <w:spacing w:before="240" w:after="60"/>
+        <w:rPr>
+          <w:rFonts w:ascii="Arial" w:hAnsi="Arial" w:eastAsia="Arial" w:cs="Arial"/>
+          <w:b w:val="false"/>
+          <w:bCs w:val="false"/>
+          <w:i/>
+          <w:iCs/>
+          <w:sz w:val="32"/>
+          <w:szCs w:val="32"/>
+        </w:rPr>
+      </w:pPr>
+      <w:r>
+        <w:rPr>
+          <w:b w:val="false"/>
+          <w:bCs w:val="false"/>
+          <w:i/>
+          <w:iCs/>
+          <w:sz w:val="32"/>
+          <w:szCs w:val="32"/>
+        </w:rPr>
+      </w:r>
+    </w:p>
+    <w:p>
+      <w:pPr>
+        <w:pStyle w:val="Normal"/>
+        <w:spacing w:before="240" w:after="60"/>
+        <w:rPr>
+          <w:rFonts w:ascii="Arial" w:hAnsi="Arial" w:eastAsia="Arial" w:cs="Arial"/>
+          <w:b w:val="false"/>
+          <w:bCs w:val="false"/>
+          <w:i/>
+          <w:iCs/>
+          <w:sz w:val="32"/>
+          <w:szCs w:val="32"/>
+        </w:rPr>
+      </w:pPr>
+      <w:r>
+        <w:rPr>
+          <w:b w:val="false"/>
+          <w:bCs w:val="false"/>
+          <w:i/>
+          <w:iCs/>
+          <w:sz w:val="32"/>
+          <w:szCs w:val="32"/>
+        </w:rPr>
+      </w:r>
+    </w:p>
+    <w:p>
+      <w:pPr>
+        <w:pStyle w:val="Normal"/>
+        <w:spacing w:before="240" w:after="60"/>
+        <w:rPr>
+          <w:rFonts w:ascii="Arial" w:hAnsi="Arial" w:eastAsia="Arial" w:cs="Arial"/>
+          <w:b w:val="false"/>
+          <w:bCs w:val="false"/>
+          <w:i/>
+          <w:iCs/>
+          <w:sz w:val="32"/>
+          <w:szCs w:val="32"/>
+        </w:rPr>
+      </w:pPr>
+      <w:r>
+        <w:rPr>
+          <w:b w:val="false"/>
+          <w:bCs w:val="false"/>
+          <w:i/>
+          <w:iCs/>
+          <w:sz w:val="32"/>
+          <w:szCs w:val="32"/>
+        </w:rPr>
+      </w:r>
+    </w:p>
+    <w:p>
+      <w:pPr>
+        <w:pStyle w:val="Normal"/>
+        <w:spacing w:before="240" w:after="60"/>
+        <w:rPr>
+          <w:rFonts w:ascii="Arial" w:hAnsi="Arial" w:eastAsia="Arial" w:cs="Arial"/>
+          <w:b w:val="false"/>
+          <w:bCs w:val="false"/>
+          <w:i/>
+          <w:iCs/>
+          <w:sz w:val="32"/>
+          <w:szCs w:val="32"/>
+        </w:rPr>
+      </w:pPr>
+      <w:r>
+        <w:rPr>
+          <w:b w:val="false"/>
+          <w:bCs w:val="false"/>
+          <w:i/>
+          <w:iCs/>
+          <w:sz w:val="32"/>
+          <w:szCs w:val="32"/>
+        </w:rPr>
+      </w:r>
+    </w:p>
+    <w:p>
+      <w:pPr>
+        <w:pStyle w:val="Title"/>
+        <w:spacing w:before="240" w:after="60"/>
+        <w:rPr>
+          <w:rFonts w:ascii="Arial" w:hAnsi="Arial" w:eastAsia="Arial" w:cs="Arial"/>
+          <w:b w:val="false"/>
+          <w:bCs w:val="false"/>
+          <w:i/>
+          <w:iCs/>
+          <w:sz w:val="32"/>
+          <w:szCs w:val="32"/>
+        </w:rPr>
+      </w:pPr>
+      <w:r>
+        <w:rPr>
+          <w:b w:val="false"/>
+          <w:bCs w:val="false"/>
+          <w:i/>
+          <w:iCs/>
+          <w:sz w:val="32"/>
+          <w:szCs w:val="32"/>
+        </w:rPr>
+        <w:t xml:space="preserve">Matriz de evaluacion </w:t>
+      </w:r>
+      <w:r>
+        <w:rPr>
+          <w:b w:val="false"/>
+          <w:bCs w:val="false"/>
+          <w:i/>
+          <w:iCs/>
+          <w:sz w:val="32"/>
+          <w:szCs w:val="32"/>
+        </w:rPr>
+        <w:t>de bases de datos</w:t>
+      </w:r>
+    </w:p>
+    <w:p>
+      <w:pPr>
+        <w:pStyle w:val="Normal"/>
+        <w:spacing w:before="240" w:after="60"/>
+        <w:rPr>
+          <w:rFonts w:ascii="Arial" w:hAnsi="Arial" w:eastAsia="Arial" w:cs="Arial"/>
+          <w:b w:val="false"/>
+          <w:bCs w:val="false"/>
+          <w:i/>
+          <w:iCs/>
+          <w:sz w:val="32"/>
+          <w:szCs w:val="32"/>
+        </w:rPr>
+      </w:pPr>
+      <w:r>
+        <w:rPr>
+          <w:b w:val="false"/>
+          <w:bCs w:val="false"/>
+          <w:i/>
+          <w:iCs/>
+          <w:sz w:val="32"/>
+          <w:szCs w:val="32"/>
+        </w:rPr>
+        <w:drawing>
+          <wp:anchor distT="0" distB="0" distL="0" distR="0" simplePos="0" relativeHeight="2" behindDoc="0" locked="0" layoutInCell="0" allowOverlap="1">
+            <wp:simplePos x="0" y="0"/>
+            <wp:positionH relativeFrom="column">
+              <wp:posOffset>-801370</wp:posOffset>
+            </wp:positionH>
+            <wp:positionV relativeFrom="paragraph">
+              <wp:posOffset>1837055</wp:posOffset>
+            </wp:positionV>
+            <wp:extent cx="7182485" cy="3762375"/>
+            <wp:effectExtent l="0" t="0" r="0" b="0"/>
+            <wp:wrapSquare wrapText="largest"/>
+            <wp:docPr id="6" name="Image5"/>
+            <wp:cNvGraphicFramePr>
+              <a:graphicFrameLocks xmlns:a="http://schemas.openxmlformats.org/drawingml/2006/main" noChangeAspect="1"/>
+            </wp:cNvGraphicFramePr>
+            <a:graphic xmlns:a="http://schemas.openxmlformats.org/drawingml/2006/main">
+              <a:graphicData uri="http://schemas.openxmlformats.org/drawingml/2006/picture">
+                <pic:pic xmlns:pic="http://schemas.openxmlformats.org/drawingml/2006/picture">
+                  <pic:nvPicPr>
+                    <pic:cNvPr id="6" name="Image5"/>
+                    <pic:cNvPicPr>
+                      <a:picLocks noChangeAspect="1" noChangeArrowheads="1"/>
+                    </pic:cNvPicPr>
+                  </pic:nvPicPr>
+                  <pic:blipFill>
+                    <a:blip r:embed="rId7"/>
+                    <a:stretch>
+                      <a:fillRect/>
+                    </a:stretch>
+                  </pic:blipFill>
+                  <pic:spPr bwMode="auto">
+                    <a:xfrm rot="5400000">
+                      <a:off x="0" y="0"/>
+                      <a:ext cx="7182485" cy="3762375"/>
+                    </a:xfrm>
+                    <a:prstGeom prst="rect">
+                      <a:avLst/>
+                    </a:prstGeom>
+                    <a:noFill/>
+                  </pic:spPr>
+                </pic:pic>
+              </a:graphicData>
+            </a:graphic>
+          </wp:anchor>
+        </w:drawing>
+      </w:r>
+    </w:p>
     <w:sectPr>
-      <w:headerReference w:type="even" r:id="rId6"/>
-      <w:headerReference w:type="default" r:id="rId7"/>
-      <w:headerReference w:type="first" r:id="rId8"/>
-      <w:footerReference w:type="even" r:id="rId9"/>
-      <w:footerReference w:type="default" r:id="rId10"/>
-      <w:footerReference w:type="first" r:id="rId11"/>
+      <w:headerReference w:type="even" r:id="rId8"/>
+      <w:headerReference w:type="default" r:id="rId9"/>
+      <w:headerReference w:type="first" r:id="rId10"/>
+      <w:footerReference w:type="even" r:id="rId11"/>
+      <w:footerReference w:type="default" r:id="rId12"/>
+      <w:footerReference w:type="first" r:id="rId13"/>
       <w:type w:val="nextPage"/>
       <w:pgSz w:w="11906" w:h="16838"/>
       <w:pgMar w:left="1440" w:right="1440" w:gutter="0" w:header="720" w:top="1440" w:footer="720" w:bottom="1440"/>
@@ -15097,7 +18009,7 @@
         <w:sz w:val="20"/>
         <w:szCs w:val="20"/>
       </w:rPr>
-      <w:t>18</w:t>
+      <w:t>23</w:t>
     </w:r>
     <w:r>
       <w:rPr>
@@ -15151,7 +18063,7 @@
         <w:sz w:val="20"/>
         <w:szCs w:val="20"/>
       </w:rPr>
-      <w:t>18</w:t>
+      <w:t>23</w:t>
     </w:r>
     <w:r>
       <w:rPr>
@@ -15260,7 +18172,7 @@
         <w:sz w:val="20"/>
         <w:szCs w:val="20"/>
       </w:rPr>
-      <w:t>18</w:t>
+      <w:t>23</w:t>
     </w:r>
     <w:r>
       <w:rPr>
@@ -15314,7 +18226,7 @@
         <w:sz w:val="20"/>
         <w:szCs w:val="20"/>
       </w:rPr>
-      <w:t>18</w:t>
+      <w:t>23</w:t>
     </w:r>
     <w:r>
       <w:rPr>
@@ -15450,7 +18362,7 @@
               <wp:inline distT="0" distB="0" distL="0" distR="0">
                 <wp:extent cx="857250" cy="590550"/>
                 <wp:effectExtent l="0" t="0" r="0" b="0"/>
-                <wp:docPr id="5" name="image1.png"/>
+                <wp:docPr id="7" name="image1.png"/>
                 <wp:cNvGraphicFramePr>
                   <a:graphicFrameLocks xmlns:a="http://schemas.openxmlformats.org/drawingml/2006/main" noChangeAspect="1"/>
                 </wp:cNvGraphicFramePr>
@@ -15458,7 +18370,7 @@
                   <a:graphicData uri="http://schemas.openxmlformats.org/drawingml/2006/picture">
                     <pic:pic xmlns:pic="http://schemas.openxmlformats.org/drawingml/2006/picture">
                       <pic:nvPicPr>
-                        <pic:cNvPr id="5" name="image1.png"/>
+                        <pic:cNvPr id="7" name="image1.png"/>
                         <pic:cNvPicPr>
                           <a:picLocks noChangeAspect="1" noChangeArrowheads="1"/>
                         </pic:cNvPicPr>
@@ -15861,16 +18773,7 @@
               <w:sz w:val="20"/>
               <w:szCs w:val="20"/>
             </w:rPr>
-            <w:t>Versión 2.</w:t>
-          </w:r>
-          <w:r>
-            <w:rPr>
-              <w:rFonts w:eastAsia="Arial" w:cs="Arial" w:ascii="Arial" w:hAnsi="Arial"/>
-              <w:color w:val="000000"/>
-              <w:sz w:val="20"/>
-              <w:szCs w:val="20"/>
-            </w:rPr>
-            <w:t>1</w:t>
+            <w:t>Versión 2.1</w:t>
           </w:r>
         </w:p>
       </w:tc>
@@ -15903,34 +18806,7 @@
               <w:sz w:val="20"/>
               <w:szCs w:val="20"/>
             </w:rPr>
-            <w:t>5</w:t>
-          </w:r>
-          <w:r>
-            <w:rPr>
-              <w:rFonts w:eastAsia="Arial" w:cs="Arial" w:ascii="Arial" w:hAnsi="Arial"/>
-              <w:color w:val="000000"/>
-              <w:sz w:val="20"/>
-              <w:szCs w:val="20"/>
-            </w:rPr>
-            <w:t>/</w:t>
-          </w:r>
-          <w:r>
-            <w:rPr>
-              <w:rFonts w:eastAsia="Arial" w:cs="Arial" w:ascii="Arial" w:hAnsi="Arial"/>
-              <w:color w:val="000000"/>
-              <w:sz w:val="20"/>
-              <w:szCs w:val="20"/>
-            </w:rPr>
-            <w:t>7</w:t>
-          </w:r>
-          <w:r>
-            <w:rPr>
-              <w:rFonts w:eastAsia="Arial" w:cs="Arial" w:ascii="Arial" w:hAnsi="Arial"/>
-              <w:color w:val="000000"/>
-              <w:sz w:val="20"/>
-              <w:szCs w:val="20"/>
-            </w:rPr>
-            <w:t>/2026</w:t>
+            <w:t>5/7/2026</w:t>
           </w:r>
         </w:p>
       </w:tc>
@@ -16098,7 +18974,7 @@
               <wp:inline distT="0" distB="0" distL="0" distR="0">
                 <wp:extent cx="857250" cy="590550"/>
                 <wp:effectExtent l="0" t="0" r="0" b="0"/>
-                <wp:docPr id="6" name="image1.png"/>
+                <wp:docPr id="8" name="image1.png"/>
                 <wp:cNvGraphicFramePr>
                   <a:graphicFrameLocks xmlns:a="http://schemas.openxmlformats.org/drawingml/2006/main" noChangeAspect="1"/>
                 </wp:cNvGraphicFramePr>
@@ -16106,7 +18982,7 @@
                   <a:graphicData uri="http://schemas.openxmlformats.org/drawingml/2006/picture">
                     <pic:pic xmlns:pic="http://schemas.openxmlformats.org/drawingml/2006/picture">
                       <pic:nvPicPr>
-                        <pic:cNvPr id="6" name="image1.png"/>
+                        <pic:cNvPr id="8" name="image1.png"/>
                         <pic:cNvPicPr>
                           <a:picLocks noChangeAspect="1" noChangeArrowheads="1"/>
                         </pic:cNvPicPr>
@@ -16509,16 +19385,7 @@
               <w:sz w:val="20"/>
               <w:szCs w:val="20"/>
             </w:rPr>
-            <w:t>Versión 2.</w:t>
-          </w:r>
-          <w:r>
-            <w:rPr>
-              <w:rFonts w:eastAsia="Arial" w:cs="Arial" w:ascii="Arial" w:hAnsi="Arial"/>
-              <w:color w:val="000000"/>
-              <w:sz w:val="20"/>
-              <w:szCs w:val="20"/>
-            </w:rPr>
-            <w:t>1</w:t>
+            <w:t>Versión 2.1</w:t>
           </w:r>
         </w:p>
       </w:tc>
@@ -16551,34 +19418,7 @@
               <w:sz w:val="20"/>
               <w:szCs w:val="20"/>
             </w:rPr>
-            <w:t>5</w:t>
-          </w:r>
-          <w:r>
-            <w:rPr>
-              <w:rFonts w:eastAsia="Arial" w:cs="Arial" w:ascii="Arial" w:hAnsi="Arial"/>
-              <w:color w:val="000000"/>
-              <w:sz w:val="20"/>
-              <w:szCs w:val="20"/>
-            </w:rPr>
-            <w:t>/</w:t>
-          </w:r>
-          <w:r>
-            <w:rPr>
-              <w:rFonts w:eastAsia="Arial" w:cs="Arial" w:ascii="Arial" w:hAnsi="Arial"/>
-              <w:color w:val="000000"/>
-              <w:sz w:val="20"/>
-              <w:szCs w:val="20"/>
-            </w:rPr>
-            <w:t>7</w:t>
-          </w:r>
-          <w:r>
-            <w:rPr>
-              <w:rFonts w:eastAsia="Arial" w:cs="Arial" w:ascii="Arial" w:hAnsi="Arial"/>
-              <w:color w:val="000000"/>
-              <w:sz w:val="20"/>
-              <w:szCs w:val="20"/>
-            </w:rPr>
-            <w:t>/2026</w:t>
+            <w:t>5/7/2026</w:t>
           </w:r>
         </w:p>
       </w:tc>
@@ -19776,8 +22616,8 @@
       <w:szCs w:val="24"/>
     </w:rPr>
   </w:style>
-  <w:style w:type="character" w:styleId="Bulletsuser">
-    <w:name w:val="Bullets (user)"/>
+  <w:style w:type="character" w:styleId="Bullets">
+    <w:name w:val="Bullets"/>
     <w:qFormat/>
     <w:rPr>
       <w:rFonts w:ascii="OpenSymbol" w:hAnsi="OpenSymbol" w:eastAsia="OpenSymbol" w:cs="OpenSymbol"/>
